--- a/assets/downloads/simulation-1/presimulation-activity-3-wrestling-information.docx
+++ b/assets/downloads/simulation-1/presimulation-activity-3-wrestling-information.docx
@@ -5,22 +5,77 @@
     <w:p>
       <w:pPr>
         <w:pStyle w:val="Heading1"/>
-      </w:pPr>
+        <w:spacing w:after="0" w:line="480" w:lineRule="auto"/>
+        <w:rPr>
+          <w:rFonts w:ascii="Times New Roman" w:eastAsia="Times New Roman" w:hAnsi="Times New Roman" w:cs="Times New Roman"/>
+          <w:color w:val="000000"/>
+          <w:sz w:val="24"/>
+          <w:szCs w:val="24"/>
+        </w:rPr>
+      </w:pPr>
+      <w:r>
+        <w:rPr>
+          <w:rFonts w:ascii="Times New Roman" w:eastAsia="Times New Roman" w:hAnsi="Times New Roman" w:cs="Times New Roman"/>
+          <w:color w:val="000000"/>
+          <w:sz w:val="24"/>
+          <w:szCs w:val="24"/>
+        </w:rPr>
+        <w:t/>
+      </w:r>
+      <w:r>
+        <w:rPr>
+          <w:rFonts w:ascii="Times New Roman" w:eastAsia="Times New Roman" w:hAnsi="Times New Roman" w:cs="Times New Roman"/>
+          <w:color w:val="000000"/>
+          <w:sz w:val="24"/>
+          <w:szCs w:val="24"/>
+        </w:rPr>
+        <w:t/>
+      </w:r>
       <w:proofErr w:type="spellStart"/>
       <w:r>
+        <w:rPr>
+          <w:rFonts w:ascii="Times New Roman" w:eastAsia="Times New Roman" w:hAnsi="Times New Roman" w:cs="Times New Roman"/>
+          <w:color w:val="000000"/>
+          <w:sz w:val="24"/>
+          <w:szCs w:val="24"/>
+        </w:rPr>
         <w:t>Presimulation</w:t>
       </w:r>
       <w:proofErr w:type="spellEnd"/>
       <w:r>
+        <w:rPr>
+          <w:rFonts w:ascii="Times New Roman" w:eastAsia="Times New Roman" w:hAnsi="Times New Roman" w:cs="Times New Roman"/>
+          <w:color w:val="000000"/>
+          <w:sz w:val="24"/>
+          <w:szCs w:val="24"/>
+        </w:rPr>
         <w:t xml:space="preserve"> </w:t>
       </w:r>
       <w:r>
+        <w:rPr>
+          <w:rFonts w:ascii="Times New Roman" w:eastAsia="Times New Roman" w:hAnsi="Times New Roman" w:cs="Times New Roman"/>
+          <w:color w:val="000000"/>
+          <w:sz w:val="24"/>
+          <w:szCs w:val="24"/>
+        </w:rPr>
         <w:t>Activity 3</w:t>
       </w:r>
       <w:r>
+        <w:rPr>
+          <w:rFonts w:ascii="Times New Roman" w:eastAsia="Times New Roman" w:hAnsi="Times New Roman" w:cs="Times New Roman"/>
+          <w:color w:val="000000"/>
+          <w:sz w:val="24"/>
+          <w:szCs w:val="24"/>
+        </w:rPr>
         <w:t>:</w:t>
       </w:r>
       <w:r>
+        <w:rPr>
+          <w:rFonts w:ascii="Times New Roman" w:eastAsia="Times New Roman" w:hAnsi="Times New Roman" w:cs="Times New Roman"/>
+          <w:color w:val="000000"/>
+          <w:sz w:val="24"/>
+          <w:szCs w:val="24"/>
+        </w:rPr>
         <w:t xml:space="preserve"> Wrestling Information</w:t>
       </w:r>
     </w:p>
@@ -108,6 +163,7 @@
           <w:sz w:val="24"/>
           <w:szCs w:val="24"/>
         </w:rPr>
+        <w:lastRenderedPageBreak/>
         <w:t>Your instructor may provide a different set of rules or guidelines. After confirming the wrestling guidelines and rules for medical time-outs with your instructor or after reviewing the rules your instructor provides for medical time-outs, answer the following questions.</w:t>
       </w:r>
     </w:p>
@@ -222,34 +278,13 @@
 </w:document>
 </file>
 
-<file path=word/endnotes.xml><?xml version="1.0" encoding="utf-8"?>
-<w:endnotes xmlns:wpc="http://schemas.microsoft.com/office/word/2010/wordprocessingCanvas" xmlns:cx="http://schemas.microsoft.com/office/drawing/2014/chartex" xmlns:cx1="http://schemas.microsoft.com/office/drawing/2015/9/8/chartex" xmlns:cx2="http://schemas.microsoft.com/office/drawing/2015/10/21/chartex" xmlns:cx3="http://schemas.microsoft.com/office/drawing/2016/5/9/chartex" xmlns:cx4="http://schemas.microsoft.com/office/drawing/2016/5/10/chartex" xmlns:cx5="http://schemas.microsoft.com/office/drawing/2016/5/11/chartex" xmlns:cx6="http://schemas.microsoft.com/office/drawing/2016/5/12/chartex" xmlns:cx7="http://schemas.microsoft.com/office/drawing/2016/5/13/chartex" xmlns:cx8="http://schemas.microsoft.com/office/drawing/2016/5/14/chartex" xmlns:mc="http://schemas.openxmlformats.org/markup-compatibility/2006" xmlns:aink="http://schemas.microsoft.com/office/drawing/2016/ink" xmlns:am3d="http://schemas.microsoft.com/office/drawing/2017/model3d" xmlns:o="urn:schemas-microsoft-com:office:office" xmlns:oel="http://schemas.microsoft.com/office/2019/extlst" xmlns:r="http://schemas.openxmlformats.org/officeDocument/2006/relationships" xmlns:m="http://schemas.openxmlformats.org/officeDocument/2006/math" xmlns:v="urn:schemas-microsoft-com:vml" xmlns:wp14="http://schemas.microsoft.com/office/word/2010/wordprocessingDrawing" xmlns:wp="http://schemas.openxmlformats.org/drawingml/2006/wordprocessingDrawing" xmlns:w10="urn:schemas-microsoft-com:office:word" xmlns:w="http://schemas.openxmlformats.org/wordprocessingml/2006/main" xmlns:w14="http://schemas.microsoft.com/office/word/2010/wordml" xmlns:w15="http://schemas.microsoft.com/office/word/2012/wordml" xmlns:w16cex="http://schemas.microsoft.com/office/word/2018/wordml/cex" xmlns:w16cid="http://schemas.microsoft.com/office/word/2016/wordml/cid" xmlns:w16="http://schemas.microsoft.com/office/word/2018/wordml" xmlns:w16du="http://schemas.microsoft.com/office/word/2023/wordml/word16du" xmlns:w16sdtdh="http://schemas.microsoft.com/office/word/2020/wordml/sdtdatahash" xmlns:w16sdtfl="http://schemas.microsoft.com/office/word/2024/wordml/sdtformatlock" xmlns:w16se="http://schemas.microsoft.com/office/word/2015/wordml/symex" xmlns:wpg="http://schemas.microsoft.com/office/word/2010/wordprocessingGroup" xmlns:wpi="http://schemas.microsoft.com/office/word/2010/wordprocessingInk" xmlns:wne="http://schemas.microsoft.com/office/word/2006/wordml" xmlns:wps="http://schemas.microsoft.com/office/word/2010/wordprocessingShape" mc:Ignorable="w14 w15 w16se w16cid w16 w16cex w16sdtdh w16sdtfl w16du wp14">
-  <w:endnote w:type="separator" w:id="-1">
-    <w:p>
-      <w:pPr>
-        <w:spacing w:after="0" w:line="240" w:lineRule="auto"/>
-      </w:pPr>
-      <w:r>
-        <w:separator/>
-      </w:r>
-    </w:p>
-  </w:endnote>
-  <w:endnote w:type="continuationSeparator" w:id="0">
-    <w:p>
-      <w:pPr>
-        <w:spacing w:after="0" w:line="240" w:lineRule="auto"/>
-      </w:pPr>
-      <w:r>
-        <w:continuationSeparator/>
-      </w:r>
-    </w:p>
-  </w:endnote>
-</w:endnotes>
-</file>
-
 <file path=word/footer1.xml><?xml version="1.0" encoding="utf-8"?>
-<w:ftr xmlns:wpc="http://schemas.microsoft.com/office/word/2010/wordprocessingCanvas" xmlns:cx="http://schemas.microsoft.com/office/drawing/2014/chartex" xmlns:cx1="http://schemas.microsoft.com/office/drawing/2015/9/8/chartex" xmlns:cx2="http://schemas.microsoft.com/office/drawing/2015/10/21/chartex" xmlns:cx3="http://schemas.microsoft.com/office/drawing/2016/5/9/chartex" xmlns:cx4="http://schemas.microsoft.com/office/drawing/2016/5/10/chartex" xmlns:cx5="http://schemas.microsoft.com/office/drawing/2016/5/11/chartex" xmlns:cx6="http://schemas.microsoft.com/office/drawing/2016/5/12/chartex" xmlns:cx7="http://schemas.microsoft.com/office/drawing/2016/5/13/chartex" xmlns:cx8="http://schemas.microsoft.com/office/drawing/2016/5/14/chartex" xmlns:mc="http://schemas.openxmlformats.org/markup-compatibility/2006" xmlns:aink="http://schemas.microsoft.com/office/drawing/2016/ink" xmlns:am3d="http://schemas.microsoft.com/office/drawing/2017/model3d" xmlns:o="urn:schemas-microsoft-com:office:office" xmlns:oel="http://schemas.microsoft.com/office/2019/extlst" xmlns:r="http://schemas.openxmlformats.org/officeDocument/2006/relationships" xmlns:m="http://schemas.openxmlformats.org/officeDocument/2006/math" xmlns:v="urn:schemas-microsoft-com:vml" xmlns:wp14="http://schemas.microsoft.com/office/word/2010/wordprocessingDrawing" xmlns:wp="http://schemas.openxmlformats.org/drawingml/2006/wordprocessingDrawing" xmlns:w10="urn:schemas-microsoft-com:office:word" xmlns:w="http://schemas.openxmlformats.org/wordprocessingml/2006/main" xmlns:w14="http://schemas.microsoft.com/office/word/2010/wordml" xmlns:w15="http://schemas.microsoft.com/office/word/2012/wordml" xmlns:w16cex="http://schemas.microsoft.com/office/word/2018/wordml/cex" xmlns:w16cid="http://schemas.microsoft.com/office/word/2016/wordml/cid" xmlns:w16="http://schemas.microsoft.com/office/word/2018/wordml" xmlns:w16du="http://schemas.microsoft.com/office/word/2023/wordml/word16du" xmlns:w16sdtdh="http://schemas.microsoft.com/office/word/2020/wordml/sdtdatahash" xmlns:w16sdtfl="http://schemas.microsoft.com/office/word/2024/wordml/sdtformatlock" xmlns:w16se="http://schemas.microsoft.com/office/word/2015/wordml/symex" xmlns:wpg="http://schemas.microsoft.com/office/word/2010/wordprocessingGroup" xmlns:wpi="http://schemas.microsoft.com/office/word/2010/wordprocessingInk" xmlns:wne="http://schemas.microsoft.com/office/word/2006/wordml" xmlns:wps="http://schemas.microsoft.com/office/word/2010/wordprocessingShape" mc:Ignorable="w14 w15 w16se w16cid w16 w16cex w16sdtdh w16sdtfl w16du wp14">
+<w:ftr xmlns:m="http://schemas.openxmlformats.org/officeDocument/2006/math" xmlns:mc="http://schemas.openxmlformats.org/markup-compatibility/2006" xmlns:mo="http://schemas.microsoft.com/office/mac/office/2008/main" xmlns:mv="urn:schemas-microsoft-com:mac:vml" xmlns:o="urn:schemas-microsoft-com:office:office" xmlns:r="http://schemas.openxmlformats.org/officeDocument/2006/relationships" xmlns:v="urn:schemas-microsoft-com:vml" xmlns:w10="urn:schemas-microsoft-com:office:word" xmlns:w14="http://schemas.microsoft.com/office/word/2010/wordml" xmlns:w="http://schemas.openxmlformats.org/wordprocessingml/2006/main" xmlns:wne="http://schemas.microsoft.com/office/word/2006/wordml" xmlns:wp14="http://schemas.microsoft.com/office/word/2010/wordprocessingDrawing" xmlns:wp="http://schemas.openxmlformats.org/drawingml/2006/wordprocessingDrawing" xmlns:wpc="http://schemas.microsoft.com/office/word/2010/wordprocessingCanvas" xmlns:wpg="http://schemas.microsoft.com/office/word/2010/wordprocessingGroup" xmlns:wpi="http://schemas.microsoft.com/office/word/2010/wordprocessingInk" xmlns:wps="http://schemas.microsoft.com/office/word/2010/wordprocessingShape" mc:Ignorable="w14 wp14">
   <w:p>
+    <w:pPr>
+      <w:pStyle w:val="Footer"/>
+      <w:jc w:val="left"/>
+    </w:pPr>
     <w:r>
       <w:t xml:space="preserve">From J.M. Larson and H.L. Stedge, </w:t>
     </w:r>
@@ -257,52 +292,13 @@
       <w:rPr>
         <w:i/>
       </w:rPr>
-      <w:t xml:space="preserve">Clinical Simulations for the Athletic Trainer </w:t>
-    </w:r>
-    <w:proofErr w:type="spellStart"/>
-    <w:r>
-      <w:rPr>
-        <w:i/>
-      </w:rPr>
-      <w:t>HKPropel</w:t>
-    </w:r>
-    <w:proofErr w:type="spellEnd"/>
-    <w:r>
-      <w:rPr>
-        <w:i/>
-      </w:rPr>
-      <w:t xml:space="preserve"> Access</w:t>
+      <w:t>Clinical Simulations for the Athletic Trainer HKPropel Access</w:t>
     </w:r>
     <w:r>
       <w:t xml:space="preserve"> (Human Kinetics, 2027).</w:t>
     </w:r>
   </w:p>
 </w:ftr>
-</file>
-
-<file path=word/footnotes.xml><?xml version="1.0" encoding="utf-8"?>
-<w:footnotes xmlns:wpc="http://schemas.microsoft.com/office/word/2010/wordprocessingCanvas" xmlns:cx="http://schemas.microsoft.com/office/drawing/2014/chartex" xmlns:cx1="http://schemas.microsoft.com/office/drawing/2015/9/8/chartex" xmlns:cx2="http://schemas.microsoft.com/office/drawing/2015/10/21/chartex" xmlns:cx3="http://schemas.microsoft.com/office/drawing/2016/5/9/chartex" xmlns:cx4="http://schemas.microsoft.com/office/drawing/2016/5/10/chartex" xmlns:cx5="http://schemas.microsoft.com/office/drawing/2016/5/11/chartex" xmlns:cx6="http://schemas.microsoft.com/office/drawing/2016/5/12/chartex" xmlns:cx7="http://schemas.microsoft.com/office/drawing/2016/5/13/chartex" xmlns:cx8="http://schemas.microsoft.com/office/drawing/2016/5/14/chartex" xmlns:mc="http://schemas.openxmlformats.org/markup-compatibility/2006" xmlns:aink="http://schemas.microsoft.com/office/drawing/2016/ink" xmlns:am3d="http://schemas.microsoft.com/office/drawing/2017/model3d" xmlns:o="urn:schemas-microsoft-com:office:office" xmlns:oel="http://schemas.microsoft.com/office/2019/extlst" xmlns:r="http://schemas.openxmlformats.org/officeDocument/2006/relationships" xmlns:m="http://schemas.openxmlformats.org/officeDocument/2006/math" xmlns:v="urn:schemas-microsoft-com:vml" xmlns:wp14="http://schemas.microsoft.com/office/word/2010/wordprocessingDrawing" xmlns:wp="http://schemas.openxmlformats.org/drawingml/2006/wordprocessingDrawing" xmlns:w10="urn:schemas-microsoft-com:office:word" xmlns:w="http://schemas.openxmlformats.org/wordprocessingml/2006/main" xmlns:w14="http://schemas.microsoft.com/office/word/2010/wordml" xmlns:w15="http://schemas.microsoft.com/office/word/2012/wordml" xmlns:w16cex="http://schemas.microsoft.com/office/word/2018/wordml/cex" xmlns:w16cid="http://schemas.microsoft.com/office/word/2016/wordml/cid" xmlns:w16="http://schemas.microsoft.com/office/word/2018/wordml" xmlns:w16du="http://schemas.microsoft.com/office/word/2023/wordml/word16du" xmlns:w16sdtdh="http://schemas.microsoft.com/office/word/2020/wordml/sdtdatahash" xmlns:w16sdtfl="http://schemas.microsoft.com/office/word/2024/wordml/sdtformatlock" xmlns:w16se="http://schemas.microsoft.com/office/word/2015/wordml/symex" xmlns:wpg="http://schemas.microsoft.com/office/word/2010/wordprocessingGroup" xmlns:wpi="http://schemas.microsoft.com/office/word/2010/wordprocessingInk" xmlns:wne="http://schemas.microsoft.com/office/word/2006/wordml" xmlns:wps="http://schemas.microsoft.com/office/word/2010/wordprocessingShape" mc:Ignorable="w14 w15 w16se w16cid w16 w16cex w16sdtdh w16sdtfl w16du wp14">
-  <w:footnote w:type="separator" w:id="-1">
-    <w:p>
-      <w:pPr>
-        <w:spacing w:after="0" w:line="240" w:lineRule="auto"/>
-      </w:pPr>
-      <w:r>
-        <w:separator/>
-      </w:r>
-    </w:p>
-  </w:footnote>
-  <w:footnote w:type="continuationSeparator" w:id="0">
-    <w:p>
-      <w:pPr>
-        <w:spacing w:after="0" w:line="240" w:lineRule="auto"/>
-      </w:pPr>
-      <w:r>
-        <w:continuationSeparator/>
-      </w:r>
-    </w:p>
-  </w:footnote>
-</w:footnotes>
 </file>
 
 <file path=word/numbering.xml><?xml version="1.0" encoding="utf-8"?>

--- a/assets/downloads/simulation-1/presimulation-activity-3-wrestling-information.docx
+++ b/assets/downloads/simulation-1/presimulation-activity-3-wrestling-information.docx
@@ -1,169 +1,87 @@
 
 <file path=word/document.xml><?xml version="1.0" encoding="utf-8"?>
-<w:document xmlns:wpc="http://schemas.microsoft.com/office/word/2010/wordprocessingCanvas" xmlns:cx="http://schemas.microsoft.com/office/drawing/2014/chartex" xmlns:cx1="http://schemas.microsoft.com/office/drawing/2015/9/8/chartex" xmlns:cx2="http://schemas.microsoft.com/office/drawing/2015/10/21/chartex" xmlns:cx3="http://schemas.microsoft.com/office/drawing/2016/5/9/chartex" xmlns:cx4="http://schemas.microsoft.com/office/drawing/2016/5/10/chartex" xmlns:cx5="http://schemas.microsoft.com/office/drawing/2016/5/11/chartex" xmlns:cx6="http://schemas.microsoft.com/office/drawing/2016/5/12/chartex" xmlns:cx7="http://schemas.microsoft.com/office/drawing/2016/5/13/chartex" xmlns:cx8="http://schemas.microsoft.com/office/drawing/2016/5/14/chartex" xmlns:mc="http://schemas.openxmlformats.org/markup-compatibility/2006" xmlns:aink="http://schemas.microsoft.com/office/drawing/2016/ink" xmlns:am3d="http://schemas.microsoft.com/office/drawing/2017/model3d" xmlns:o="urn:schemas-microsoft-com:office:office" xmlns:oel="http://schemas.microsoft.com/office/2019/extlst" xmlns:r="http://schemas.openxmlformats.org/officeDocument/2006/relationships" xmlns:m="http://schemas.openxmlformats.org/officeDocument/2006/math" xmlns:v="urn:schemas-microsoft-com:vml" xmlns:wp14="http://schemas.microsoft.com/office/word/2010/wordprocessingDrawing" xmlns:wp="http://schemas.openxmlformats.org/drawingml/2006/wordprocessingDrawing" xmlns:w10="urn:schemas-microsoft-com:office:word" xmlns:w="http://schemas.openxmlformats.org/wordprocessingml/2006/main" xmlns:w14="http://schemas.microsoft.com/office/word/2010/wordml" xmlns:w15="http://schemas.microsoft.com/office/word/2012/wordml" xmlns:w16cex="http://schemas.microsoft.com/office/word/2018/wordml/cex" xmlns:w16cid="http://schemas.microsoft.com/office/word/2016/wordml/cid" xmlns:w16="http://schemas.microsoft.com/office/word/2018/wordml" xmlns:w16du="http://schemas.microsoft.com/office/word/2023/wordml/word16du" xmlns:w16sdtdh="http://schemas.microsoft.com/office/word/2020/wordml/sdtdatahash" xmlns:w16sdtfl="http://schemas.microsoft.com/office/word/2024/wordml/sdtformatlock" xmlns:w16se="http://schemas.microsoft.com/office/word/2015/wordml/symex" xmlns:wpg="http://schemas.microsoft.com/office/word/2010/wordprocessingGroup" xmlns:wpi="http://schemas.microsoft.com/office/word/2010/wordprocessingInk" xmlns:wne="http://schemas.microsoft.com/office/word/2006/wordml" xmlns:wps="http://schemas.microsoft.com/office/word/2010/wordprocessingShape" mc:Ignorable="w14 w15 w16se w16cid w16 w16cex w16sdtdh w16sdtfl w16du wp14">
+<w:document xmlns:wpc="http://schemas.microsoft.com/office/word/2010/wordprocessingCanvas" xmlns:cx="http://schemas.microsoft.com/office/drawing/2014/chartex" xmlns:cx1="http://schemas.microsoft.com/office/drawing/2015/9/8/chartex" xmlns:cx2="http://schemas.microsoft.com/office/drawing/2015/10/21/chartex" xmlns:cx3="http://schemas.microsoft.com/office/drawing/2016/5/9/chartex" xmlns:cx4="http://schemas.microsoft.com/office/drawing/2016/5/10/chartex" xmlns:cx5="http://schemas.microsoft.com/office/drawing/2016/5/11/chartex" xmlns:cx6="http://schemas.microsoft.com/office/drawing/2016/5/12/chartex" xmlns:cx7="http://schemas.microsoft.com/office/drawing/2016/5/13/chartex" xmlns:cx8="http://schemas.microsoft.com/office/drawing/2016/5/14/chartex" xmlns:mc="http://schemas.openxmlformats.org/markup-compatibility/2006" xmlns:aink="http://schemas.microsoft.com/office/drawing/2016/ink" xmlns:am3d="http://schemas.microsoft.com/office/drawing/2017/model3d" xmlns:o="urn:schemas-microsoft-com:office:office" xmlns:oel="http://schemas.microsoft.com/office/2019/extlst" xmlns:r="http://schemas.openxmlformats.org/officeDocument/2006/relationships" xmlns:m="http://schemas.openxmlformats.org/officeDocument/2006/math" xmlns:v="urn:schemas-microsoft-com:vml" xmlns:wp14="http://schemas.microsoft.com/office/word/2010/wordprocessingDrawing" xmlns:wp="http://schemas.openxmlformats.org/drawingml/2006/wordprocessingDrawing" xmlns:w10="urn:schemas-microsoft-com:office:word" xmlns:w="http://schemas.openxmlformats.org/wordprocessingml/2006/main" xmlns:w14="http://schemas.microsoft.com/office/word/2010/wordml" xmlns:w15="http://schemas.microsoft.com/office/word/2012/wordml" xmlns:w16cei="http://schemas.microsoft.com/office/word/2026/wordml/cei" xmlns:w16cex="http://schemas.microsoft.com/office/word/2018/wordml/cex" xmlns:w16cid="http://schemas.microsoft.com/office/word/2016/wordml/cid" xmlns:w16="http://schemas.microsoft.com/office/word/2018/wordml" xmlns:w16du="http://schemas.microsoft.com/office/word/2023/wordml/word16du" xmlns:w16sdtdh="http://schemas.microsoft.com/office/word/2020/wordml/sdtdatahash" xmlns:w16sdtfl="http://schemas.microsoft.com/office/word/2024/wordml/sdtformatlock" xmlns:w16se="http://schemas.microsoft.com/office/word/2015/wordml/symex" xmlns:wpg="http://schemas.microsoft.com/office/word/2010/wordprocessingGroup" xmlns:wpi="http://schemas.microsoft.com/office/word/2010/wordprocessingInk" xmlns:wne="http://schemas.microsoft.com/office/word/2006/wordml" xmlns:wps="http://schemas.microsoft.com/office/word/2010/wordprocessingShape" mc:Ignorable="w14 w15 w16se w16cid w16 w16cex w16sdtdh w16sdtfl w16du wp14">
   <w:body>
     <w:p>
       <w:pPr>
         <w:pStyle w:val="Heading1"/>
-        <w:spacing w:after="0" w:line="480" w:lineRule="auto"/>
-        <w:rPr>
-          <w:rFonts w:ascii="Times New Roman" w:eastAsia="Times New Roman" w:hAnsi="Times New Roman" w:cs="Times New Roman"/>
-          <w:color w:val="000000"/>
-          <w:sz w:val="24"/>
-          <w:szCs w:val="24"/>
-        </w:rPr>
-      </w:pPr>
-      <w:r>
-        <w:rPr>
-          <w:rFonts w:ascii="Times New Roman" w:eastAsia="Times New Roman" w:hAnsi="Times New Roman" w:cs="Times New Roman"/>
-          <w:color w:val="000000"/>
-          <w:sz w:val="24"/>
-          <w:szCs w:val="24"/>
-        </w:rPr>
-        <w:t/>
-      </w:r>
-      <w:r>
-        <w:rPr>
-          <w:rFonts w:ascii="Times New Roman" w:eastAsia="Times New Roman" w:hAnsi="Times New Roman" w:cs="Times New Roman"/>
-          <w:color w:val="000000"/>
-          <w:sz w:val="24"/>
-          <w:szCs w:val="24"/>
-        </w:rPr>
-        <w:t/>
-      </w:r>
+      </w:pPr>
       <w:proofErr w:type="spellStart"/>
       <w:r>
         <w:rPr>
-          <w:rFonts w:ascii="Times New Roman" w:eastAsia="Times New Roman" w:hAnsi="Times New Roman" w:cs="Times New Roman"/>
-          <w:color w:val="000000"/>
-          <w:sz w:val="24"/>
-          <w:szCs w:val="24"/>
+          <w:sz w:val="40"/>
+          <w:szCs w:val="40"/>
         </w:rPr>
         <w:t>Presimulation</w:t>
       </w:r>
       <w:proofErr w:type="spellEnd"/>
       <w:r>
         <w:rPr>
-          <w:rFonts w:ascii="Times New Roman" w:eastAsia="Times New Roman" w:hAnsi="Times New Roman" w:cs="Times New Roman"/>
-          <w:color w:val="000000"/>
-          <w:sz w:val="24"/>
-          <w:szCs w:val="24"/>
+          <w:sz w:val="40"/>
+          <w:szCs w:val="40"/>
         </w:rPr>
         <w:t xml:space="preserve"> </w:t>
       </w:r>
       <w:r>
         <w:rPr>
-          <w:rFonts w:ascii="Times New Roman" w:eastAsia="Times New Roman" w:hAnsi="Times New Roman" w:cs="Times New Roman"/>
-          <w:color w:val="000000"/>
-          <w:sz w:val="24"/>
-          <w:szCs w:val="24"/>
+          <w:sz w:val="40"/>
+          <w:szCs w:val="40"/>
         </w:rPr>
         <w:t>Activity 3</w:t>
       </w:r>
       <w:r>
         <w:rPr>
-          <w:rFonts w:ascii="Times New Roman" w:eastAsia="Times New Roman" w:hAnsi="Times New Roman" w:cs="Times New Roman"/>
-          <w:color w:val="000000"/>
-          <w:sz w:val="24"/>
-          <w:szCs w:val="24"/>
+          <w:sz w:val="40"/>
+          <w:szCs w:val="40"/>
         </w:rPr>
         <w:t>:</w:t>
       </w:r>
       <w:r>
         <w:rPr>
-          <w:rFonts w:ascii="Times New Roman" w:eastAsia="Times New Roman" w:hAnsi="Times New Roman" w:cs="Times New Roman"/>
-          <w:color w:val="000000"/>
-          <w:sz w:val="24"/>
-          <w:szCs w:val="24"/>
+          <w:sz w:val="40"/>
+          <w:szCs w:val="40"/>
         </w:rPr>
         <w:t xml:space="preserve"> Wrestling Information</w:t>
       </w:r>
     </w:p>
     <w:p>
-      <w:pPr>
-        <w:spacing w:after="0" w:line="480" w:lineRule="auto"/>
-        <w:rPr>
-          <w:rFonts w:ascii="Times New Roman" w:hAnsi="Times New Roman" w:cs="Times New Roman"/>
-          <w:color w:val="000000"/>
-          <w:sz w:val="24"/>
-          <w:szCs w:val="24"/>
-        </w:rPr>
-      </w:pPr>
       <w:r>
-        <w:rPr>
-          <w:rFonts w:ascii="Times New Roman" w:hAnsi="Times New Roman" w:cs="Times New Roman"/>
-          <w:color w:val="000000"/>
-          <w:sz w:val="24"/>
-          <w:szCs w:val="24"/>
-        </w:rPr>
         <w:t>The medical time-out rules for this simulation were chosen partially from the Wisconsin Interscholastic Athletic Association (WIAA) Wrestling Information for Medical Personnel</w:t>
       </w:r>
       <w:r>
-        <w:rPr>
-          <w:rFonts w:ascii="Times New Roman" w:hAnsi="Times New Roman" w:cs="Times New Roman"/>
-          <w:color w:val="000000"/>
-          <w:sz w:val="24"/>
-          <w:szCs w:val="24"/>
-        </w:rPr>
         <w:t xml:space="preserve"> (</w:t>
       </w:r>
+      <w:hyperlink r:id="rId7" w:history="1">
+        <w:r>
+          <w:rPr>
+            <w:rStyle w:val="Hyperlink"/>
+          </w:rPr>
+          <w:t>https://www.wiaawi.org/sites/default/files/pdfs/PDF/Sports/Wrestling/_5_Info4medpersonn</w:t>
+        </w:r>
+        <w:r>
+          <w:rPr>
+            <w:rStyle w:val="Hyperlink"/>
+          </w:rPr>
+          <w:t>el.pdf</w:t>
+        </w:r>
+      </w:hyperlink>
       <w:r>
-        <w:rPr>
-          <w:rFonts w:ascii="Times New Roman" w:hAnsi="Times New Roman" w:cs="Times New Roman"/>
-          <w:color w:val="000000"/>
-          <w:sz w:val="24"/>
-          <w:szCs w:val="24"/>
-        </w:rPr>
-        <w:t>www.wiaawi.org/Portals /0/PDF/Sports/Wrestling/_5_Info4medpersonnel.pdf</w:t>
-      </w:r>
-      <w:r>
-        <w:rPr>
-          <w:rFonts w:ascii="Times New Roman" w:hAnsi="Times New Roman" w:cs="Times New Roman"/>
-          <w:color w:val="000000"/>
-          <w:sz w:val="24"/>
-          <w:szCs w:val="24"/>
-        </w:rPr>
         <w:t>)</w:t>
       </w:r>
       <w:r>
-        <w:rPr>
-          <w:rFonts w:ascii="Times New Roman" w:hAnsi="Times New Roman" w:cs="Times New Roman"/>
-          <w:color w:val="000000"/>
-          <w:sz w:val="24"/>
-          <w:szCs w:val="24"/>
-        </w:rPr>
-        <w:t xml:space="preserve"> These rules state that an injured or ill athlete may have two time-outs that are a cumulative 90 seconds throughout the match. For this simulation, you have the ability to call a second 90-second time-out or extend the time-out to 4 minutes to apply prophylactic taping. The WIAA states that taping that “substantially restricts the normal movement of a joint shall be prohibited.”</w:t>
+        <w:t xml:space="preserve">rules state that an injured or ill athlete may have two time-outs that are a cumulative 90 seconds throughout the match. For this simulation, you </w:t>
+      </w:r>
+      <w:proofErr w:type="gramStart"/>
+      <w:r>
+        <w:t>have the ability to</w:t>
+      </w:r>
+      <w:proofErr w:type="gramEnd"/>
+      <w:r>
+        <w:t xml:space="preserve"> call a second 90-second time-out or extend the time-out to 4 minutes to apply prophylactic taping. The WIAA states that taping that “substantially restricts the normal movement of a joint shall be prohibited.”</w:t>
       </w:r>
     </w:p>
     <w:p>
-      <w:pPr>
-        <w:spacing w:after="0" w:line="480" w:lineRule="auto"/>
-        <w:rPr>
-          <w:rFonts w:ascii="Times New Roman" w:hAnsi="Times New Roman" w:cs="Times New Roman"/>
-          <w:color w:val="000000"/>
-          <w:sz w:val="24"/>
-          <w:szCs w:val="24"/>
-        </w:rPr>
-      </w:pPr>
-    </w:p>
-    <w:p>
-      <w:pPr>
-        <w:spacing w:after="0" w:line="480" w:lineRule="auto"/>
-        <w:rPr>
-          <w:rFonts w:ascii="Times New Roman" w:hAnsi="Times New Roman" w:cs="Times New Roman"/>
-          <w:color w:val="000000"/>
-          <w:sz w:val="24"/>
-          <w:szCs w:val="24"/>
-        </w:rPr>
-      </w:pPr>
       <w:r>
-        <w:rPr>
-          <w:rFonts w:ascii="Times New Roman" w:hAnsi="Times New Roman" w:cs="Times New Roman"/>
-          <w:color w:val="000000"/>
-          <w:sz w:val="24"/>
-          <w:szCs w:val="24"/>
-        </w:rPr>
-        <w:lastRenderedPageBreak/>
         <w:t>Your instructor may provide a different set of rules or guidelines. After confirming the wrestling guidelines and rules for medical time-outs with your instructor or after reviewing the rules your instructor provides for medical time-outs, answer the following questions.</w:t>
       </w:r>
     </w:p>
@@ -172,23 +90,10 @@
         <w:pStyle w:val="ListParagraph"/>
         <w:numPr>
           <w:ilvl w:val="0"/>
-          <w:numId w:val="22"/>
+          <w:numId w:val="30"/>
         </w:numPr>
-        <w:spacing w:after="0" w:line="480" w:lineRule="auto"/>
-        <w:rPr>
-          <w:rFonts w:ascii="Times New Roman" w:hAnsi="Times New Roman" w:cs="Times New Roman"/>
-          <w:color w:val="000000"/>
-          <w:sz w:val="24"/>
-          <w:szCs w:val="24"/>
-        </w:rPr>
       </w:pPr>
       <w:r>
-        <w:rPr>
-          <w:rFonts w:ascii="Times New Roman" w:hAnsi="Times New Roman" w:cs="Times New Roman"/>
-          <w:color w:val="000000"/>
-          <w:sz w:val="24"/>
-          <w:szCs w:val="24"/>
-        </w:rPr>
         <w:t>How long is the injury time-out?</w:t>
       </w:r>
     </w:p>
@@ -197,23 +102,10 @@
         <w:pStyle w:val="ListParagraph"/>
         <w:numPr>
           <w:ilvl w:val="0"/>
-          <w:numId w:val="22"/>
+          <w:numId w:val="30"/>
         </w:numPr>
-        <w:spacing w:after="0" w:line="480" w:lineRule="auto"/>
-        <w:rPr>
-          <w:rFonts w:ascii="Times New Roman" w:hAnsi="Times New Roman" w:cs="Times New Roman"/>
-          <w:color w:val="000000"/>
-          <w:sz w:val="24"/>
-          <w:szCs w:val="24"/>
-        </w:rPr>
       </w:pPr>
       <w:r>
-        <w:rPr>
-          <w:rFonts w:ascii="Times New Roman" w:hAnsi="Times New Roman" w:cs="Times New Roman"/>
-          <w:color w:val="000000"/>
-          <w:sz w:val="24"/>
-          <w:szCs w:val="24"/>
-        </w:rPr>
         <w:t>How many injury time-outs can an athlete have?</w:t>
       </w:r>
     </w:p>
@@ -222,23 +114,10 @@
         <w:pStyle w:val="ListParagraph"/>
         <w:numPr>
           <w:ilvl w:val="0"/>
-          <w:numId w:val="22"/>
+          <w:numId w:val="30"/>
         </w:numPr>
-        <w:spacing w:after="0" w:line="480" w:lineRule="auto"/>
-        <w:rPr>
-          <w:rFonts w:ascii="Times New Roman" w:hAnsi="Times New Roman" w:cs="Times New Roman"/>
-          <w:color w:val="000000"/>
-          <w:sz w:val="24"/>
-          <w:szCs w:val="24"/>
-        </w:rPr>
       </w:pPr>
       <w:r>
-        <w:rPr>
-          <w:rFonts w:ascii="Times New Roman" w:hAnsi="Times New Roman" w:cs="Times New Roman"/>
-          <w:color w:val="000000"/>
-          <w:sz w:val="24"/>
-          <w:szCs w:val="24"/>
-        </w:rPr>
         <w:t>For what duration can an athletic trainer ask to extend the injury time-out?</w:t>
       </w:r>
     </w:p>
@@ -247,28 +126,15 @@
         <w:pStyle w:val="ListParagraph"/>
         <w:numPr>
           <w:ilvl w:val="0"/>
-          <w:numId w:val="22"/>
+          <w:numId w:val="30"/>
         </w:numPr>
-        <w:spacing w:after="0" w:line="480" w:lineRule="auto"/>
-        <w:rPr>
-          <w:rFonts w:ascii="Times New Roman" w:hAnsi="Times New Roman" w:cs="Times New Roman"/>
-          <w:color w:val="000000"/>
-          <w:sz w:val="24"/>
-          <w:szCs w:val="24"/>
-        </w:rPr>
       </w:pPr>
       <w:r>
-        <w:rPr>
-          <w:rFonts w:ascii="Times New Roman" w:hAnsi="Times New Roman" w:cs="Times New Roman"/>
-          <w:color w:val="000000"/>
-          <w:sz w:val="24"/>
-          <w:szCs w:val="24"/>
-        </w:rPr>
         <w:t>What are the taping and injury materials requirements?</w:t>
       </w:r>
     </w:p>
     <w:sectPr>
-      <w:footerReference w:type="default" r:id="rId7"/>
+      <w:footerReference w:type="default" r:id="rId8"/>
       <w:pgSz w:w="12240" w:h="15840"/>
       <w:pgMar w:top="1440" w:right="1440" w:bottom="1440" w:left="1440" w:header="706" w:footer="706" w:gutter="0"/>
       <w:cols w:space="720"/>
@@ -278,31 +144,91 @@
 </w:document>
 </file>
 
+<file path=word/endnotes.xml><?xml version="1.0" encoding="utf-8"?>
+<w:endnotes xmlns:wpc="http://schemas.microsoft.com/office/word/2010/wordprocessingCanvas" xmlns:cx="http://schemas.microsoft.com/office/drawing/2014/chartex" xmlns:cx1="http://schemas.microsoft.com/office/drawing/2015/9/8/chartex" xmlns:cx2="http://schemas.microsoft.com/office/drawing/2015/10/21/chartex" xmlns:cx3="http://schemas.microsoft.com/office/drawing/2016/5/9/chartex" xmlns:cx4="http://schemas.microsoft.com/office/drawing/2016/5/10/chartex" xmlns:cx5="http://schemas.microsoft.com/office/drawing/2016/5/11/chartex" xmlns:cx6="http://schemas.microsoft.com/office/drawing/2016/5/12/chartex" xmlns:cx7="http://schemas.microsoft.com/office/drawing/2016/5/13/chartex" xmlns:cx8="http://schemas.microsoft.com/office/drawing/2016/5/14/chartex" xmlns:mc="http://schemas.openxmlformats.org/markup-compatibility/2006" xmlns:aink="http://schemas.microsoft.com/office/drawing/2016/ink" xmlns:am3d="http://schemas.microsoft.com/office/drawing/2017/model3d" xmlns:o="urn:schemas-microsoft-com:office:office" xmlns:oel="http://schemas.microsoft.com/office/2019/extlst" xmlns:r="http://schemas.openxmlformats.org/officeDocument/2006/relationships" xmlns:m="http://schemas.openxmlformats.org/officeDocument/2006/math" xmlns:v="urn:schemas-microsoft-com:vml" xmlns:wp14="http://schemas.microsoft.com/office/word/2010/wordprocessingDrawing" xmlns:wp="http://schemas.openxmlformats.org/drawingml/2006/wordprocessingDrawing" xmlns:w10="urn:schemas-microsoft-com:office:word" xmlns:w="http://schemas.openxmlformats.org/wordprocessingml/2006/main" xmlns:w14="http://schemas.microsoft.com/office/word/2010/wordml" xmlns:w15="http://schemas.microsoft.com/office/word/2012/wordml" xmlns:w16cei="http://schemas.microsoft.com/office/word/2026/wordml/cei" xmlns:w16cex="http://schemas.microsoft.com/office/word/2018/wordml/cex" xmlns:w16cid="http://schemas.microsoft.com/office/word/2016/wordml/cid" xmlns:w16="http://schemas.microsoft.com/office/word/2018/wordml" xmlns:w16du="http://schemas.microsoft.com/office/word/2023/wordml/word16du" xmlns:w16sdtdh="http://schemas.microsoft.com/office/word/2020/wordml/sdtdatahash" xmlns:w16sdtfl="http://schemas.microsoft.com/office/word/2024/wordml/sdtformatlock" xmlns:w16se="http://schemas.microsoft.com/office/word/2015/wordml/symex" xmlns:wpg="http://schemas.microsoft.com/office/word/2010/wordprocessingGroup" xmlns:wpi="http://schemas.microsoft.com/office/word/2010/wordprocessingInk" xmlns:wne="http://schemas.microsoft.com/office/word/2006/wordml" xmlns:wps="http://schemas.microsoft.com/office/word/2010/wordprocessingShape" mc:Ignorable="w14 w15 w16se w16cid w16 w16cex w16sdtdh w16sdtfl w16du wp14">
+  <w:endnote w:type="separator" w:id="-1">
+    <w:p>
+      <w:pPr>
+        <w:spacing w:after="0" w:line="240" w:lineRule="auto"/>
+      </w:pPr>
+      <w:r>
+        <w:separator/>
+      </w:r>
+    </w:p>
+  </w:endnote>
+  <w:endnote w:type="continuationSeparator" w:id="0">
+    <w:p>
+      <w:pPr>
+        <w:spacing w:after="0" w:line="240" w:lineRule="auto"/>
+      </w:pPr>
+      <w:r>
+        <w:continuationSeparator/>
+      </w:r>
+    </w:p>
+  </w:endnote>
+</w:endnotes>
+</file>
+
 <file path=word/footer1.xml><?xml version="1.0" encoding="utf-8"?>
-<w:ftr xmlns:m="http://schemas.openxmlformats.org/officeDocument/2006/math" xmlns:mc="http://schemas.openxmlformats.org/markup-compatibility/2006" xmlns:mo="http://schemas.microsoft.com/office/mac/office/2008/main" xmlns:mv="urn:schemas-microsoft-com:mac:vml" xmlns:o="urn:schemas-microsoft-com:office:office" xmlns:r="http://schemas.openxmlformats.org/officeDocument/2006/relationships" xmlns:v="urn:schemas-microsoft-com:vml" xmlns:w10="urn:schemas-microsoft-com:office:word" xmlns:w14="http://schemas.microsoft.com/office/word/2010/wordml" xmlns:w="http://schemas.openxmlformats.org/wordprocessingml/2006/main" xmlns:wne="http://schemas.microsoft.com/office/word/2006/wordml" xmlns:wp14="http://schemas.microsoft.com/office/word/2010/wordprocessingDrawing" xmlns:wp="http://schemas.openxmlformats.org/drawingml/2006/wordprocessingDrawing" xmlns:wpc="http://schemas.microsoft.com/office/word/2010/wordprocessingCanvas" xmlns:wpg="http://schemas.microsoft.com/office/word/2010/wordprocessingGroup" xmlns:wpi="http://schemas.microsoft.com/office/word/2010/wordprocessingInk" xmlns:wps="http://schemas.microsoft.com/office/word/2010/wordprocessingShape" mc:Ignorable="w14 wp14">
+<w:ftr xmlns:wpc="http://schemas.microsoft.com/office/word/2010/wordprocessingCanvas" xmlns:cx="http://schemas.microsoft.com/office/drawing/2014/chartex" xmlns:cx1="http://schemas.microsoft.com/office/drawing/2015/9/8/chartex" xmlns:cx2="http://schemas.microsoft.com/office/drawing/2015/10/21/chartex" xmlns:cx3="http://schemas.microsoft.com/office/drawing/2016/5/9/chartex" xmlns:cx4="http://schemas.microsoft.com/office/drawing/2016/5/10/chartex" xmlns:cx5="http://schemas.microsoft.com/office/drawing/2016/5/11/chartex" xmlns:cx6="http://schemas.microsoft.com/office/drawing/2016/5/12/chartex" xmlns:cx7="http://schemas.microsoft.com/office/drawing/2016/5/13/chartex" xmlns:cx8="http://schemas.microsoft.com/office/drawing/2016/5/14/chartex" xmlns:mc="http://schemas.openxmlformats.org/markup-compatibility/2006" xmlns:aink="http://schemas.microsoft.com/office/drawing/2016/ink" xmlns:am3d="http://schemas.microsoft.com/office/drawing/2017/model3d" xmlns:o="urn:schemas-microsoft-com:office:office" xmlns:oel="http://schemas.microsoft.com/office/2019/extlst" xmlns:r="http://schemas.openxmlformats.org/officeDocument/2006/relationships" xmlns:m="http://schemas.openxmlformats.org/officeDocument/2006/math" xmlns:v="urn:schemas-microsoft-com:vml" xmlns:wp14="http://schemas.microsoft.com/office/word/2010/wordprocessingDrawing" xmlns:wp="http://schemas.openxmlformats.org/drawingml/2006/wordprocessingDrawing" xmlns:w10="urn:schemas-microsoft-com:office:word" xmlns:w="http://schemas.openxmlformats.org/wordprocessingml/2006/main" xmlns:w14="http://schemas.microsoft.com/office/word/2010/wordml" xmlns:w15="http://schemas.microsoft.com/office/word/2012/wordml" xmlns:w16cei="http://schemas.microsoft.com/office/word/2026/wordml/cei" xmlns:w16cex="http://schemas.microsoft.com/office/word/2018/wordml/cex" xmlns:w16cid="http://schemas.microsoft.com/office/word/2016/wordml/cid" xmlns:w16="http://schemas.microsoft.com/office/word/2018/wordml" xmlns:w16du="http://schemas.microsoft.com/office/word/2023/wordml/word16du" xmlns:w16sdtdh="http://schemas.microsoft.com/office/word/2020/wordml/sdtdatahash" xmlns:w16sdtfl="http://schemas.microsoft.com/office/word/2024/wordml/sdtformatlock" xmlns:w16se="http://schemas.microsoft.com/office/word/2015/wordml/symex" xmlns:wpg="http://schemas.microsoft.com/office/word/2010/wordprocessingGroup" xmlns:wpi="http://schemas.microsoft.com/office/word/2010/wordprocessingInk" xmlns:wne="http://schemas.microsoft.com/office/word/2006/wordml" xmlns:wps="http://schemas.microsoft.com/office/word/2010/wordprocessingShape" mc:Ignorable="w14 w15 w16se w16cid w16 w16cex w16sdtdh w16sdtfl w16du wp14">
   <w:p>
     <w:pPr>
-      <w:pStyle w:val="Footer"/>
+      <w:spacing w:line="240" w:lineRule="auto" w:before="0" w:after="0"/>
       <w:jc w:val="left"/>
     </w:pPr>
     <w:r>
+      <w:rPr>
+        <w:rFonts w:ascii="Aptos" w:hAnsi="Aptos"/>
+        <w:sz w:val="18"/>
+      </w:rPr>
       <w:t xml:space="preserve">From J.M. Larson and H.L. Stedge, </w:t>
     </w:r>
     <w:r>
       <w:rPr>
+        <w:rFonts w:ascii="Aptos" w:hAnsi="Aptos"/>
         <w:i/>
+        <w:sz w:val="18"/>
       </w:rPr>
       <w:t>Clinical Simulations for the Athletic Trainer HKPropel Access</w:t>
     </w:r>
     <w:r>
+      <w:rPr>
+        <w:rFonts w:ascii="Aptos" w:hAnsi="Aptos"/>
+        <w:sz w:val="18"/>
+      </w:rPr>
       <w:t xml:space="preserve"> (Human Kinetics, 2027).</w:t>
     </w:r>
   </w:p>
 </w:ftr>
 </file>
 
+<file path=word/footnotes.xml><?xml version="1.0" encoding="utf-8"?>
+<w:footnotes xmlns:wpc="http://schemas.microsoft.com/office/word/2010/wordprocessingCanvas" xmlns:cx="http://schemas.microsoft.com/office/drawing/2014/chartex" xmlns:cx1="http://schemas.microsoft.com/office/drawing/2015/9/8/chartex" xmlns:cx2="http://schemas.microsoft.com/office/drawing/2015/10/21/chartex" xmlns:cx3="http://schemas.microsoft.com/office/drawing/2016/5/9/chartex" xmlns:cx4="http://schemas.microsoft.com/office/drawing/2016/5/10/chartex" xmlns:cx5="http://schemas.microsoft.com/office/drawing/2016/5/11/chartex" xmlns:cx6="http://schemas.microsoft.com/office/drawing/2016/5/12/chartex" xmlns:cx7="http://schemas.microsoft.com/office/drawing/2016/5/13/chartex" xmlns:cx8="http://schemas.microsoft.com/office/drawing/2016/5/14/chartex" xmlns:mc="http://schemas.openxmlformats.org/markup-compatibility/2006" xmlns:aink="http://schemas.microsoft.com/office/drawing/2016/ink" xmlns:am3d="http://schemas.microsoft.com/office/drawing/2017/model3d" xmlns:o="urn:schemas-microsoft-com:office:office" xmlns:oel="http://schemas.microsoft.com/office/2019/extlst" xmlns:r="http://schemas.openxmlformats.org/officeDocument/2006/relationships" xmlns:m="http://schemas.openxmlformats.org/officeDocument/2006/math" xmlns:v="urn:schemas-microsoft-com:vml" xmlns:wp14="http://schemas.microsoft.com/office/word/2010/wordprocessingDrawing" xmlns:wp="http://schemas.openxmlformats.org/drawingml/2006/wordprocessingDrawing" xmlns:w10="urn:schemas-microsoft-com:office:word" xmlns:w="http://schemas.openxmlformats.org/wordprocessingml/2006/main" xmlns:w14="http://schemas.microsoft.com/office/word/2010/wordml" xmlns:w15="http://schemas.microsoft.com/office/word/2012/wordml" xmlns:w16cei="http://schemas.microsoft.com/office/word/2026/wordml/cei" xmlns:w16cex="http://schemas.microsoft.com/office/word/2018/wordml/cex" xmlns:w16cid="http://schemas.microsoft.com/office/word/2016/wordml/cid" xmlns:w16="http://schemas.microsoft.com/office/word/2018/wordml" xmlns:w16du="http://schemas.microsoft.com/office/word/2023/wordml/word16du" xmlns:w16sdtdh="http://schemas.microsoft.com/office/word/2020/wordml/sdtdatahash" xmlns:w16sdtfl="http://schemas.microsoft.com/office/word/2024/wordml/sdtformatlock" xmlns:w16se="http://schemas.microsoft.com/office/word/2015/wordml/symex" xmlns:wpg="http://schemas.microsoft.com/office/word/2010/wordprocessingGroup" xmlns:wpi="http://schemas.microsoft.com/office/word/2010/wordprocessingInk" xmlns:wne="http://schemas.microsoft.com/office/word/2006/wordml" xmlns:wps="http://schemas.microsoft.com/office/word/2010/wordprocessingShape" mc:Ignorable="w14 w15 w16se w16cid w16 w16cex w16sdtdh w16sdtfl w16du wp14">
+  <w:footnote w:type="separator" w:id="-1">
+    <w:p>
+      <w:pPr>
+        <w:spacing w:after="0" w:line="240" w:lineRule="auto"/>
+      </w:pPr>
+      <w:r>
+        <w:separator/>
+      </w:r>
+    </w:p>
+  </w:footnote>
+  <w:footnote w:type="continuationSeparator" w:id="0">
+    <w:p>
+      <w:pPr>
+        <w:spacing w:after="0" w:line="240" w:lineRule="auto"/>
+      </w:pPr>
+      <w:r>
+        <w:continuationSeparator/>
+      </w:r>
+    </w:p>
+  </w:footnote>
+</w:footnotes>
+</file>
+
 <file path=word/numbering.xml><?xml version="1.0" encoding="utf-8"?>
-<w:numbering xmlns:wpc="http://schemas.microsoft.com/office/word/2010/wordprocessingCanvas" xmlns:cx="http://schemas.microsoft.com/office/drawing/2014/chartex" xmlns:cx1="http://schemas.microsoft.com/office/drawing/2015/9/8/chartex" xmlns:cx2="http://schemas.microsoft.com/office/drawing/2015/10/21/chartex" xmlns:cx3="http://schemas.microsoft.com/office/drawing/2016/5/9/chartex" xmlns:cx4="http://schemas.microsoft.com/office/drawing/2016/5/10/chartex" xmlns:cx5="http://schemas.microsoft.com/office/drawing/2016/5/11/chartex" xmlns:cx6="http://schemas.microsoft.com/office/drawing/2016/5/12/chartex" xmlns:cx7="http://schemas.microsoft.com/office/drawing/2016/5/13/chartex" xmlns:cx8="http://schemas.microsoft.com/office/drawing/2016/5/14/chartex" xmlns:mc="http://schemas.openxmlformats.org/markup-compatibility/2006" xmlns:aink="http://schemas.microsoft.com/office/drawing/2016/ink" xmlns:am3d="http://schemas.microsoft.com/office/drawing/2017/model3d" xmlns:o="urn:schemas-microsoft-com:office:office" xmlns:oel="http://schemas.microsoft.com/office/2019/extlst" xmlns:r="http://schemas.openxmlformats.org/officeDocument/2006/relationships" xmlns:m="http://schemas.openxmlformats.org/officeDocument/2006/math" xmlns:v="urn:schemas-microsoft-com:vml" xmlns:wp14="http://schemas.microsoft.com/office/word/2010/wordprocessingDrawing" xmlns:wp="http://schemas.openxmlformats.org/drawingml/2006/wordprocessingDrawing" xmlns:w10="urn:schemas-microsoft-com:office:word" xmlns:w="http://schemas.openxmlformats.org/wordprocessingml/2006/main" xmlns:w14="http://schemas.microsoft.com/office/word/2010/wordml" xmlns:w15="http://schemas.microsoft.com/office/word/2012/wordml" xmlns:w16cex="http://schemas.microsoft.com/office/word/2018/wordml/cex" xmlns:w16cid="http://schemas.microsoft.com/office/word/2016/wordml/cid" xmlns:w16="http://schemas.microsoft.com/office/word/2018/wordml" xmlns:w16du="http://schemas.microsoft.com/office/word/2023/wordml/word16du" xmlns:w16sdtdh="http://schemas.microsoft.com/office/word/2020/wordml/sdtdatahash" xmlns:w16sdtfl="http://schemas.microsoft.com/office/word/2024/wordml/sdtformatlock" xmlns:w16se="http://schemas.microsoft.com/office/word/2015/wordml/symex" xmlns:wpg="http://schemas.microsoft.com/office/word/2010/wordprocessingGroup" xmlns:wpi="http://schemas.microsoft.com/office/word/2010/wordprocessingInk" xmlns:wne="http://schemas.microsoft.com/office/word/2006/wordml" xmlns:wps="http://schemas.microsoft.com/office/word/2010/wordprocessingShape" mc:Ignorable="w14 w15 w16se w16cid w16 w16cex w16sdtdh w16sdtfl w16du wp14">
+<w:numbering xmlns:wpc="http://schemas.microsoft.com/office/word/2010/wordprocessingCanvas" xmlns:cx="http://schemas.microsoft.com/office/drawing/2014/chartex" xmlns:cx1="http://schemas.microsoft.com/office/drawing/2015/9/8/chartex" xmlns:cx2="http://schemas.microsoft.com/office/drawing/2015/10/21/chartex" xmlns:cx3="http://schemas.microsoft.com/office/drawing/2016/5/9/chartex" xmlns:cx4="http://schemas.microsoft.com/office/drawing/2016/5/10/chartex" xmlns:cx5="http://schemas.microsoft.com/office/drawing/2016/5/11/chartex" xmlns:cx6="http://schemas.microsoft.com/office/drawing/2016/5/12/chartex" xmlns:cx7="http://schemas.microsoft.com/office/drawing/2016/5/13/chartex" xmlns:cx8="http://schemas.microsoft.com/office/drawing/2016/5/14/chartex" xmlns:mc="http://schemas.openxmlformats.org/markup-compatibility/2006" xmlns:aink="http://schemas.microsoft.com/office/drawing/2016/ink" xmlns:am3d="http://schemas.microsoft.com/office/drawing/2017/model3d" xmlns:o="urn:schemas-microsoft-com:office:office" xmlns:oel="http://schemas.microsoft.com/office/2019/extlst" xmlns:r="http://schemas.openxmlformats.org/officeDocument/2006/relationships" xmlns:m="http://schemas.openxmlformats.org/officeDocument/2006/math" xmlns:v="urn:schemas-microsoft-com:vml" xmlns:wp14="http://schemas.microsoft.com/office/word/2010/wordprocessingDrawing" xmlns:wp="http://schemas.openxmlformats.org/drawingml/2006/wordprocessingDrawing" xmlns:w10="urn:schemas-microsoft-com:office:word" xmlns:w="http://schemas.openxmlformats.org/wordprocessingml/2006/main" xmlns:w14="http://schemas.microsoft.com/office/word/2010/wordml" xmlns:w15="http://schemas.microsoft.com/office/word/2012/wordml" xmlns:w16cei="http://schemas.microsoft.com/office/word/2026/wordml/cei" xmlns:w16cex="http://schemas.microsoft.com/office/word/2018/wordml/cex" xmlns:w16cid="http://schemas.microsoft.com/office/word/2016/wordml/cid" xmlns:w16="http://schemas.microsoft.com/office/word/2018/wordml" xmlns:w16du="http://schemas.microsoft.com/office/word/2023/wordml/word16du" xmlns:w16sdtdh="http://schemas.microsoft.com/office/word/2020/wordml/sdtdatahash" xmlns:w16sdtfl="http://schemas.microsoft.com/office/word/2024/wordml/sdtformatlock" xmlns:w16se="http://schemas.microsoft.com/office/word/2015/wordml/symex" xmlns:wpg="http://schemas.microsoft.com/office/word/2010/wordprocessingGroup" xmlns:wpi="http://schemas.microsoft.com/office/word/2010/wordprocessingInk" xmlns:wne="http://schemas.microsoft.com/office/word/2006/wordml" xmlns:wps="http://schemas.microsoft.com/office/word/2010/wordprocessingShape" mc:Ignorable="w14 w15 w16se w16cid w16 w16cex w16sdtdh w16sdtfl w16du wp14">
   <w:abstractNum w:abstractNumId="0" w15:restartNumberingAfterBreak="0">
     <w:nsid w:val="019B3939"/>
     <w:multiLevelType w:val="hybridMultilevel"/>
@@ -2921,6 +2847,92 @@
     </w:lvl>
   </w:abstractNum>
   <w:abstractNum w:abstractNumId="28" w15:restartNumberingAfterBreak="0">
+    <w:nsid w:val="7C5F0B39"/>
+    <w:multiLevelType w:val="hybridMultilevel"/>
+    <w:tmpl w:val="55CC0D6E"/>
+    <w:lvl w:ilvl="0" w:tplc="0409000F">
+      <w:start w:val="1"/>
+      <w:numFmt w:val="decimal"/>
+      <w:lvlText w:val="%1."/>
+      <w:lvlJc w:val="left"/>
+      <w:pPr>
+        <w:ind w:left="720" w:hanging="360"/>
+      </w:pPr>
+    </w:lvl>
+    <w:lvl w:ilvl="1" w:tplc="04090019" w:tentative="1">
+      <w:start w:val="1"/>
+      <w:numFmt w:val="lowerLetter"/>
+      <w:lvlText w:val="%2."/>
+      <w:lvlJc w:val="left"/>
+      <w:pPr>
+        <w:ind w:left="1440" w:hanging="360"/>
+      </w:pPr>
+    </w:lvl>
+    <w:lvl w:ilvl="2" w:tplc="0409001B" w:tentative="1">
+      <w:start w:val="1"/>
+      <w:numFmt w:val="lowerRoman"/>
+      <w:lvlText w:val="%3."/>
+      <w:lvlJc w:val="right"/>
+      <w:pPr>
+        <w:ind w:left="2160" w:hanging="180"/>
+      </w:pPr>
+    </w:lvl>
+    <w:lvl w:ilvl="3" w:tplc="0409000F" w:tentative="1">
+      <w:start w:val="1"/>
+      <w:numFmt w:val="decimal"/>
+      <w:lvlText w:val="%4."/>
+      <w:lvlJc w:val="left"/>
+      <w:pPr>
+        <w:ind w:left="2880" w:hanging="360"/>
+      </w:pPr>
+    </w:lvl>
+    <w:lvl w:ilvl="4" w:tplc="04090019" w:tentative="1">
+      <w:start w:val="1"/>
+      <w:numFmt w:val="lowerLetter"/>
+      <w:lvlText w:val="%5."/>
+      <w:lvlJc w:val="left"/>
+      <w:pPr>
+        <w:ind w:left="3600" w:hanging="360"/>
+      </w:pPr>
+    </w:lvl>
+    <w:lvl w:ilvl="5" w:tplc="0409001B" w:tentative="1">
+      <w:start w:val="1"/>
+      <w:numFmt w:val="lowerRoman"/>
+      <w:lvlText w:val="%6."/>
+      <w:lvlJc w:val="right"/>
+      <w:pPr>
+        <w:ind w:left="4320" w:hanging="180"/>
+      </w:pPr>
+    </w:lvl>
+    <w:lvl w:ilvl="6" w:tplc="0409000F" w:tentative="1">
+      <w:start w:val="1"/>
+      <w:numFmt w:val="decimal"/>
+      <w:lvlText w:val="%7."/>
+      <w:lvlJc w:val="left"/>
+      <w:pPr>
+        <w:ind w:left="5040" w:hanging="360"/>
+      </w:pPr>
+    </w:lvl>
+    <w:lvl w:ilvl="7" w:tplc="04090019" w:tentative="1">
+      <w:start w:val="1"/>
+      <w:numFmt w:val="lowerLetter"/>
+      <w:lvlText w:val="%8."/>
+      <w:lvlJc w:val="left"/>
+      <w:pPr>
+        <w:ind w:left="5760" w:hanging="360"/>
+      </w:pPr>
+    </w:lvl>
+    <w:lvl w:ilvl="8" w:tplc="0409001B" w:tentative="1">
+      <w:start w:val="1"/>
+      <w:numFmt w:val="lowerRoman"/>
+      <w:lvlText w:val="%9."/>
+      <w:lvlJc w:val="right"/>
+      <w:pPr>
+        <w:ind w:left="6480" w:hanging="180"/>
+      </w:pPr>
+    </w:lvl>
+  </w:abstractNum>
+  <w:abstractNum w:abstractNumId="29" w15:restartNumberingAfterBreak="0">
     <w:nsid w:val="7FE3079B"/>
     <w:multiLevelType w:val="hybridMultilevel"/>
     <w:tmpl w:val="2196014C"/>
@@ -3058,7 +3070,7 @@
     <w:abstractNumId w:val="18"/>
   </w:num>
   <w:num w:numId="17" w16cid:durableId="200172578">
-    <w:abstractNumId w:val="28"/>
+    <w:abstractNumId w:val="29"/>
   </w:num>
   <w:num w:numId="18" w16cid:durableId="545414853">
     <w:abstractNumId w:val="4"/>
@@ -3095,6 +3107,9 @@
   </w:num>
   <w:num w:numId="29" w16cid:durableId="1695233109">
     <w:abstractNumId w:val="8"/>
+  </w:num>
+  <w:num w:numId="30" w16cid:durableId="174419124">
+    <w:abstractNumId w:val="28"/>
   </w:num>
 </w:numbering>
 </file>
@@ -3540,7 +3555,7 @@
     <w:rPr>
       <w:rFonts w:asciiTheme="majorHAnsi" w:eastAsiaTheme="majorEastAsia" w:hAnsiTheme="majorHAnsi" w:cstheme="majorBidi"/>
       <w:color w:val="0F4761" w:themeColor="accent1" w:themeShade="BF"/>
-      <w:sz w:val="32"/>
+      <w:sz w:val="40"/>
       <w:szCs w:val="32"/>
     </w:rPr>
   </w:style>
@@ -3563,7 +3578,7 @@
     <w:rPr>
       <w:rFonts w:eastAsiaTheme="majorEastAsia" w:cstheme="majorBidi"/>
       <w:color w:val="0F4761" w:themeColor="accent1" w:themeShade="BF"/>
-      <w:sz w:val="28"/>
+      <w:sz w:val="40"/>
       <w:szCs w:val="28"/>
     </w:rPr>
   </w:style>
@@ -3588,6 +3603,7 @@
       <w:i/>
       <w:iCs/>
       <w:color w:val="0F4761" w:themeColor="accent1" w:themeShade="BF"/>
+      <w:sz w:val="40"/>
     </w:rPr>
   </w:style>
   <w:style w:type="paragraph" w:styleId="Heading5">
@@ -3609,6 +3625,7 @@
     <w:rPr>
       <w:rFonts w:eastAsiaTheme="majorEastAsia" w:cstheme="majorBidi"/>
       <w:color w:val="0F4761" w:themeColor="accent1" w:themeShade="BF"/>
+      <w:sz w:val="40"/>
     </w:rPr>
   </w:style>
   <w:style w:type="paragraph" w:styleId="Heading6">
@@ -3632,6 +3649,7 @@
       <w:i/>
       <w:iCs/>
       <w:color w:val="595959" w:themeColor="text1" w:themeTint="A6"/>
+      <w:sz w:val="40"/>
     </w:rPr>
   </w:style>
   <w:style w:type="paragraph" w:styleId="Heading7">
@@ -3653,6 +3671,7 @@
     <w:rPr>
       <w:rFonts w:eastAsiaTheme="majorEastAsia" w:cstheme="majorBidi"/>
       <w:color w:val="595959" w:themeColor="text1" w:themeTint="A6"/>
+      <w:sz w:val="40"/>
     </w:rPr>
   </w:style>
   <w:style w:type="paragraph" w:styleId="Heading8">
@@ -3676,6 +3695,7 @@
       <w:i/>
       <w:iCs/>
       <w:color w:val="272727" w:themeColor="text1" w:themeTint="D8"/>
+      <w:sz w:val="40"/>
     </w:rPr>
   </w:style>
   <w:style w:type="paragraph" w:styleId="Heading9">
@@ -3697,12 +3717,12 @@
     <w:rPr>
       <w:rFonts w:eastAsiaTheme="majorEastAsia" w:cstheme="majorBidi"/>
       <w:color w:val="272727" w:themeColor="text1" w:themeTint="D8"/>
+      <w:sz w:val="40"/>
     </w:rPr>
   </w:style>
   <w:style w:type="character" w:default="1" w:styleId="DefaultParagraphFont">
     <w:name w:val="Default Paragraph Font"/>
     <w:uiPriority w:val="1"/>
-    <w:semiHidden/>
     <w:unhideWhenUsed/>
   </w:style>
   <w:style w:type="table" w:default="1" w:styleId="TableNormal">
@@ -4131,6 +4151,18 @@
       <w:spacing w:after="0" w:line="240" w:lineRule="auto"/>
     </w:pPr>
   </w:style>
+  <w:style w:type="character" w:styleId="FollowedHyperlink">
+    <w:name w:val="FollowedHyperlink"/>
+    <w:basedOn w:val="DefaultParagraphFont"/>
+    <w:uiPriority w:val="99"/>
+    <w:semiHidden/>
+    <w:unhideWhenUsed/>
+    <w:rsid w:val="00607F5B"/>
+    <w:rPr>
+      <w:color w:val="96607D" w:themeColor="followedHyperlink"/>
+      <w:u w:val="single"/>
+    </w:rPr>
+  </w:style>
 </w:styles>
 </file>
 

--- a/assets/downloads/simulation-1/presimulation-activity-3-wrestling-information.docx
+++ b/assets/downloads/simulation-1/presimulation-activity-3-wrestling-information.docx
@@ -5,25 +5,45 @@
     <w:p>
       <w:pPr>
         <w:pStyle w:val="Heading1"/>
-      </w:pPr>
-      <w:proofErr w:type="spellStart"/>
+        <w:spacing w:after="0" w:line="480" w:lineRule="auto"/>
+        <w:rPr>
+          <w:rFonts w:ascii="Times New Roman" w:eastAsia="Times New Roman" w:hAnsi="Times New Roman" w:cs="Times New Roman"/>
+          <w:color w:val="000000"/>
+          <w:sz w:val="24"/>
+          <w:szCs w:val="24"/>
+        </w:rPr>
+      </w:pPr>
       <w:r>
         <w:rPr>
+          <w:rFonts w:ascii="Aptos" w:eastAsia="Aptos" w:hAnsi="Aptos" w:cs="Aptos"/>
+          <w:color w:val="000000"/>
           <w:sz w:val="40"/>
           <w:szCs w:val="40"/>
         </w:rPr>
-        <w:t>Presimulation</w:t>
+        <w:t/>
       </w:r>
-      <w:proofErr w:type="spellEnd"/>
       <w:r>
         <w:rPr>
+          <w:rFonts w:ascii="Aptos" w:eastAsia="Aptos" w:hAnsi="Aptos" w:cs="Aptos"/>
+          <w:color w:val="000000"/>
           <w:sz w:val="40"/>
           <w:szCs w:val="40"/>
         </w:rPr>
-        <w:t xml:space="preserve"> </w:t>
+        <w:t/>
       </w:r>
       <w:r>
         <w:rPr>
+          <w:rFonts w:ascii="Aptos" w:eastAsia="Aptos" w:hAnsi="Aptos" w:cs="Aptos"/>
+          <w:color w:val="000000"/>
+          <w:sz w:val="40"/>
+          <w:szCs w:val="40"/>
+        </w:rPr>
+        <w:t xml:space="preserve">Presimulation </w:t>
+      </w:r>
+      <w:r>
+        <w:rPr>
+          <w:rFonts w:ascii="Aptos" w:eastAsia="Aptos" w:hAnsi="Aptos" w:cs="Aptos"/>
+          <w:color w:val="000000"/>
           <w:sz w:val="40"/>
           <w:szCs w:val="40"/>
         </w:rPr>
@@ -31,6 +51,8 @@
       </w:r>
       <w:r>
         <w:rPr>
+          <w:rFonts w:ascii="Aptos" w:eastAsia="Aptos" w:hAnsi="Aptos" w:cs="Aptos"/>
+          <w:color w:val="000000"/>
           <w:sz w:val="40"/>
           <w:szCs w:val="40"/>
         </w:rPr>
@@ -38,6 +60,8 @@
       </w:r>
       <w:r>
         <w:rPr>
+          <w:rFonts w:ascii="Aptos" w:eastAsia="Aptos" w:hAnsi="Aptos" w:cs="Aptos"/>
+          <w:color w:val="000000"/>
           <w:sz w:val="40"/>
           <w:szCs w:val="40"/>
         </w:rPr>
@@ -45,43 +69,99 @@
       </w:r>
     </w:p>
     <w:p>
+      <w:pPr>
+        <w:spacing w:after="0" w:line="480" w:lineRule="auto"/>
+        <w:rPr>
+          <w:rFonts w:ascii="Times New Roman" w:hAnsi="Times New Roman" w:cs="Times New Roman"/>
+          <w:color w:val="000000"/>
+          <w:sz w:val="24"/>
+          <w:szCs w:val="24"/>
+        </w:rPr>
+      </w:pPr>
       <w:r>
+        <w:rPr>
+          <w:rFonts w:ascii="Aptos" w:hAnsi="Aptos" w:cs="Aptos" w:eastAsia="Aptos"/>
+          <w:color w:val="000000"/>
+          <w:sz w:val="24"/>
+          <w:szCs w:val="24"/>
+        </w:rPr>
         <w:t>The medical time-out rules for this simulation were chosen partially from the Wisconsin Interscholastic Athletic Association (WIAA) Wrestling Information for Medical Personnel</w:t>
       </w:r>
       <w:r>
+        <w:rPr>
+          <w:rFonts w:ascii="Aptos" w:hAnsi="Aptos" w:cs="Aptos" w:eastAsia="Aptos"/>
+          <w:color w:val="000000"/>
+          <w:sz w:val="24"/>
+          <w:szCs w:val="24"/>
+        </w:rPr>
         <w:t xml:space="preserve"> (</w:t>
       </w:r>
-      <w:hyperlink r:id="rId7" w:history="1">
-        <w:r>
-          <w:rPr>
-            <w:rStyle w:val="Hyperlink"/>
-          </w:rPr>
-          <w:t>https://www.wiaawi.org/sites/default/files/pdfs/PDF/Sports/Wrestling/_5_Info4medpersonn</w:t>
-        </w:r>
-        <w:r>
-          <w:rPr>
-            <w:rStyle w:val="Hyperlink"/>
-          </w:rPr>
-          <w:t>el.pdf</w:t>
-        </w:r>
-      </w:hyperlink>
       <w:r>
+        <w:rPr>
+          <w:rFonts w:ascii="Aptos" w:hAnsi="Aptos" w:cs="Aptos" w:eastAsia="Aptos"/>
+          <w:color w:val="000000"/>
+          <w:sz w:val="24"/>
+          <w:szCs w:val="24"/>
+        </w:rPr>
+        <w:t>www.wiaawi.org/Portals /0/PDF/Sports/Wrestling/_5_Info4medpersonnel.pdf</w:t>
+      </w:r>
+      <w:r>
+        <w:rPr>
+          <w:rFonts w:ascii="Aptos" w:hAnsi="Aptos" w:cs="Aptos" w:eastAsia="Aptos"/>
+          <w:color w:val="000000"/>
+          <w:sz w:val="24"/>
+          <w:szCs w:val="24"/>
+        </w:rPr>
         <w:t>)</w:t>
       </w:r>
       <w:r>
-        <w:t xml:space="preserve">rules state that an injured or ill athlete may have two time-outs that are a cumulative 90 seconds throughout the match. For this simulation, you </w:t>
+        <w:rPr>
+          <w:rFonts w:ascii="Aptos" w:hAnsi="Aptos" w:cs="Aptos" w:eastAsia="Aptos"/>
+          <w:color w:val="000000"/>
+          <w:sz w:val="24"/>
+          <w:szCs w:val="24"/>
+        </w:rPr>
+        <w:t xml:space="preserve"> These rules state that an injured or ill athlete may have two time-outs that are a cumulative 90 seconds throughout the match. For this simulation, you have the ability to call a second 90-second time-out or extend </w:t>
       </w:r>
-      <w:proofErr w:type="gramStart"/>
       <w:r>
-        <w:t>have the ability to</w:t>
-      </w:r>
-      <w:proofErr w:type="gramEnd"/>
-      <w:r>
-        <w:t xml:space="preserve"> call a second 90-second time-out or extend the time-out to 4 minutes to apply prophylactic taping. The WIAA states that taping that “substantially restricts the normal movement of a joint shall be prohibited.”</w:t>
+        <w:rPr>
+          <w:rFonts w:ascii="Aptos" w:hAnsi="Aptos" w:cs="Aptos" w:eastAsia="Aptos"/>
+          <w:color w:val="000000"/>
+          <w:sz w:val="24"/>
+          <w:szCs w:val="24"/>
+        </w:rPr>
+        <w:lastRenderedPageBreak/>
+        <w:t>the time-out to 4 minutes to apply prophylactic taping. The WIAA states that taping that “substantially restricts the normal movement of a joint shall be prohibited.”</w:t>
       </w:r>
     </w:p>
     <w:p>
+      <w:pPr>
+        <w:spacing w:after="0" w:line="480" w:lineRule="auto"/>
+        <w:rPr>
+          <w:rFonts w:ascii="Times New Roman" w:hAnsi="Times New Roman" w:cs="Times New Roman"/>
+          <w:color w:val="000000"/>
+          <w:sz w:val="24"/>
+          <w:szCs w:val="24"/>
+        </w:rPr>
+      </w:pPr>
+    </w:p>
+    <w:p>
+      <w:pPr>
+        <w:spacing w:after="0" w:line="480" w:lineRule="auto"/>
+        <w:rPr>
+          <w:rFonts w:ascii="Times New Roman" w:hAnsi="Times New Roman" w:cs="Times New Roman"/>
+          <w:color w:val="000000"/>
+          <w:sz w:val="24"/>
+          <w:szCs w:val="24"/>
+        </w:rPr>
+      </w:pPr>
       <w:r>
+        <w:rPr>
+          <w:rFonts w:ascii="Aptos" w:hAnsi="Aptos" w:cs="Aptos" w:eastAsia="Aptos"/>
+          <w:color w:val="000000"/>
+          <w:sz w:val="24"/>
+          <w:szCs w:val="24"/>
+        </w:rPr>
         <w:t>Your instructor may provide a different set of rules or guidelines. After confirming the wrestling guidelines and rules for medical time-outs with your instructor or after reviewing the rules your instructor provides for medical time-outs, answer the following questions.</w:t>
       </w:r>
     </w:p>
@@ -90,10 +170,23 @@
         <w:pStyle w:val="ListParagraph"/>
         <w:numPr>
           <w:ilvl w:val="0"/>
-          <w:numId w:val="30"/>
+          <w:numId w:val="22"/>
         </w:numPr>
+        <w:spacing w:after="0" w:line="480" w:lineRule="auto"/>
+        <w:rPr>
+          <w:rFonts w:ascii="Times New Roman" w:hAnsi="Times New Roman" w:cs="Times New Roman"/>
+          <w:color w:val="000000"/>
+          <w:sz w:val="24"/>
+          <w:szCs w:val="24"/>
+        </w:rPr>
       </w:pPr>
       <w:r>
+        <w:rPr>
+          <w:rFonts w:ascii="Aptos" w:hAnsi="Aptos" w:cs="Aptos" w:eastAsia="Aptos"/>
+          <w:color w:val="000000"/>
+          <w:sz w:val="24"/>
+          <w:szCs w:val="24"/>
+        </w:rPr>
         <w:t>How long is the injury time-out?</w:t>
       </w:r>
     </w:p>
@@ -102,10 +195,23 @@
         <w:pStyle w:val="ListParagraph"/>
         <w:numPr>
           <w:ilvl w:val="0"/>
-          <w:numId w:val="30"/>
+          <w:numId w:val="22"/>
         </w:numPr>
+        <w:spacing w:after="0" w:line="480" w:lineRule="auto"/>
+        <w:rPr>
+          <w:rFonts w:ascii="Times New Roman" w:hAnsi="Times New Roman" w:cs="Times New Roman"/>
+          <w:color w:val="000000"/>
+          <w:sz w:val="24"/>
+          <w:szCs w:val="24"/>
+        </w:rPr>
       </w:pPr>
       <w:r>
+        <w:rPr>
+          <w:rFonts w:ascii="Aptos" w:hAnsi="Aptos" w:cs="Aptos" w:eastAsia="Aptos"/>
+          <w:color w:val="000000"/>
+          <w:sz w:val="24"/>
+          <w:szCs w:val="24"/>
+        </w:rPr>
         <w:t>How many injury time-outs can an athlete have?</w:t>
       </w:r>
     </w:p>
@@ -114,10 +220,23 @@
         <w:pStyle w:val="ListParagraph"/>
         <w:numPr>
           <w:ilvl w:val="0"/>
-          <w:numId w:val="30"/>
+          <w:numId w:val="22"/>
         </w:numPr>
+        <w:spacing w:after="0" w:line="480" w:lineRule="auto"/>
+        <w:rPr>
+          <w:rFonts w:ascii="Times New Roman" w:hAnsi="Times New Roman" w:cs="Times New Roman"/>
+          <w:color w:val="000000"/>
+          <w:sz w:val="24"/>
+          <w:szCs w:val="24"/>
+        </w:rPr>
       </w:pPr>
       <w:r>
+        <w:rPr>
+          <w:rFonts w:ascii="Aptos" w:hAnsi="Aptos" w:cs="Aptos" w:eastAsia="Aptos"/>
+          <w:color w:val="000000"/>
+          <w:sz w:val="24"/>
+          <w:szCs w:val="24"/>
+        </w:rPr>
         <w:t>For what duration can an athletic trainer ask to extend the injury time-out?</w:t>
       </w:r>
     </w:p>
@@ -126,15 +245,28 @@
         <w:pStyle w:val="ListParagraph"/>
         <w:numPr>
           <w:ilvl w:val="0"/>
-          <w:numId w:val="30"/>
+          <w:numId w:val="22"/>
         </w:numPr>
+        <w:spacing w:after="0" w:line="480" w:lineRule="auto"/>
+        <w:rPr>
+          <w:rFonts w:ascii="Times New Roman" w:hAnsi="Times New Roman" w:cs="Times New Roman"/>
+          <w:color w:val="000000"/>
+          <w:sz w:val="24"/>
+          <w:szCs w:val="24"/>
+        </w:rPr>
       </w:pPr>
       <w:r>
+        <w:rPr>
+          <w:rFonts w:ascii="Aptos" w:hAnsi="Aptos" w:cs="Aptos" w:eastAsia="Aptos"/>
+          <w:color w:val="000000"/>
+          <w:sz w:val="24"/>
+          <w:szCs w:val="24"/>
+        </w:rPr>
         <w:t>What are the taping and injury materials requirements?</w:t>
       </w:r>
     </w:p>
     <w:sectPr>
-      <w:footerReference w:type="default" r:id="rId8"/>
+      <w:footerReference w:type="default" r:id="rId12"/>
       <w:pgSz w:w="12240" w:h="15840"/>
       <w:pgMar w:top="1440" w:right="1440" w:bottom="1440" w:left="1440" w:header="706" w:footer="706" w:gutter="0"/>
       <w:cols w:space="720"/>
@@ -144,33 +276,50 @@
 </w:document>
 </file>
 
-<file path=word/endnotes.xml><?xml version="1.0" encoding="utf-8"?>
-<w:endnotes xmlns:wpc="http://schemas.microsoft.com/office/word/2010/wordprocessingCanvas" xmlns:cx="http://schemas.microsoft.com/office/drawing/2014/chartex" xmlns:cx1="http://schemas.microsoft.com/office/drawing/2015/9/8/chartex" xmlns:cx2="http://schemas.microsoft.com/office/drawing/2015/10/21/chartex" xmlns:cx3="http://schemas.microsoft.com/office/drawing/2016/5/9/chartex" xmlns:cx4="http://schemas.microsoft.com/office/drawing/2016/5/10/chartex" xmlns:cx5="http://schemas.microsoft.com/office/drawing/2016/5/11/chartex" xmlns:cx6="http://schemas.microsoft.com/office/drawing/2016/5/12/chartex" xmlns:cx7="http://schemas.microsoft.com/office/drawing/2016/5/13/chartex" xmlns:cx8="http://schemas.microsoft.com/office/drawing/2016/5/14/chartex" xmlns:mc="http://schemas.openxmlformats.org/markup-compatibility/2006" xmlns:aink="http://schemas.microsoft.com/office/drawing/2016/ink" xmlns:am3d="http://schemas.microsoft.com/office/drawing/2017/model3d" xmlns:o="urn:schemas-microsoft-com:office:office" xmlns:oel="http://schemas.microsoft.com/office/2019/extlst" xmlns:r="http://schemas.openxmlformats.org/officeDocument/2006/relationships" xmlns:m="http://schemas.openxmlformats.org/officeDocument/2006/math" xmlns:v="urn:schemas-microsoft-com:vml" xmlns:wp14="http://schemas.microsoft.com/office/word/2010/wordprocessingDrawing" xmlns:wp="http://schemas.openxmlformats.org/drawingml/2006/wordprocessingDrawing" xmlns:w10="urn:schemas-microsoft-com:office:word" xmlns:w="http://schemas.openxmlformats.org/wordprocessingml/2006/main" xmlns:w14="http://schemas.microsoft.com/office/word/2010/wordml" xmlns:w15="http://schemas.microsoft.com/office/word/2012/wordml" xmlns:w16cei="http://schemas.microsoft.com/office/word/2026/wordml/cei" xmlns:w16cex="http://schemas.microsoft.com/office/word/2018/wordml/cex" xmlns:w16cid="http://schemas.microsoft.com/office/word/2016/wordml/cid" xmlns:w16="http://schemas.microsoft.com/office/word/2018/wordml" xmlns:w16du="http://schemas.microsoft.com/office/word/2023/wordml/word16du" xmlns:w16sdtdh="http://schemas.microsoft.com/office/word/2020/wordml/sdtdatahash" xmlns:w16sdtfl="http://schemas.microsoft.com/office/word/2024/wordml/sdtformatlock" xmlns:w16se="http://schemas.microsoft.com/office/word/2015/wordml/symex" xmlns:wpg="http://schemas.microsoft.com/office/word/2010/wordprocessingGroup" xmlns:wpi="http://schemas.microsoft.com/office/word/2010/wordprocessingInk" xmlns:wne="http://schemas.microsoft.com/office/word/2006/wordml" xmlns:wps="http://schemas.microsoft.com/office/word/2010/wordprocessingShape" mc:Ignorable="w14 w15 w16se w16cid w16 w16cex w16sdtdh w16sdtfl w16du wp14">
-  <w:endnote w:type="separator" w:id="-1">
+<file path=word/comments.xml><?xml version="1.0" encoding="utf-8"?>
+<w:comments xmlns:wpc="http://schemas.microsoft.com/office/word/2010/wordprocessingCanvas" xmlns:cx="http://schemas.microsoft.com/office/drawing/2014/chartex" xmlns:cx1="http://schemas.microsoft.com/office/drawing/2015/9/8/chartex" xmlns:cx2="http://schemas.microsoft.com/office/drawing/2015/10/21/chartex" xmlns:cx3="http://schemas.microsoft.com/office/drawing/2016/5/9/chartex" xmlns:cx4="http://schemas.microsoft.com/office/drawing/2016/5/10/chartex" xmlns:cx5="http://schemas.microsoft.com/office/drawing/2016/5/11/chartex" xmlns:cx6="http://schemas.microsoft.com/office/drawing/2016/5/12/chartex" xmlns:cx7="http://schemas.microsoft.com/office/drawing/2016/5/13/chartex" xmlns:cx8="http://schemas.microsoft.com/office/drawing/2016/5/14/chartex" xmlns:mc="http://schemas.openxmlformats.org/markup-compatibility/2006" xmlns:aink="http://schemas.microsoft.com/office/drawing/2016/ink" xmlns:am3d="http://schemas.microsoft.com/office/drawing/2017/model3d" xmlns:o="urn:schemas-microsoft-com:office:office" xmlns:oel="http://schemas.microsoft.com/office/2019/extlst" xmlns:r="http://schemas.openxmlformats.org/officeDocument/2006/relationships" xmlns:m="http://schemas.openxmlformats.org/officeDocument/2006/math" xmlns:v="urn:schemas-microsoft-com:vml" xmlns:wp14="http://schemas.microsoft.com/office/word/2010/wordprocessingDrawing" xmlns:wp="http://schemas.openxmlformats.org/drawingml/2006/wordprocessingDrawing" xmlns:w10="urn:schemas-microsoft-com:office:word" xmlns:w="http://schemas.openxmlformats.org/wordprocessingml/2006/main" xmlns:w14="http://schemas.microsoft.com/office/word/2010/wordml" xmlns:w15="http://schemas.microsoft.com/office/word/2012/wordml" xmlns:w16cei="http://schemas.microsoft.com/office/word/2026/wordml/cei" xmlns:w16cex="http://schemas.microsoft.com/office/word/2018/wordml/cex" xmlns:w16cid="http://schemas.microsoft.com/office/word/2016/wordml/cid" xmlns:w16="http://schemas.microsoft.com/office/word/2018/wordml" xmlns:w16du="http://schemas.microsoft.com/office/word/2023/wordml/word16du" xmlns:w16sdtdh="http://schemas.microsoft.com/office/word/2020/wordml/sdtdatahash" xmlns:w16sdtfl="http://schemas.microsoft.com/office/word/2024/wordml/sdtformatlock" xmlns:w16se="http://schemas.microsoft.com/office/word/2015/wordml/symex" xmlns:wpg="http://schemas.microsoft.com/office/word/2010/wordprocessingGroup" xmlns:wpi="http://schemas.microsoft.com/office/word/2010/wordprocessingInk" xmlns:wne="http://schemas.microsoft.com/office/word/2006/wordml" xmlns:wps="http://schemas.microsoft.com/office/word/2010/wordprocessingShape" mc:Ignorable="w14 w15 w16se w16cid w16 w16cex w16sdtdh w16sdtfl w16du wp14">
+  <w:comment w:id="1" w:author="Anna Seaman" w:date="2026-08-14T09:11:00Z" w:initials="AS">
     <w:p>
       <w:pPr>
-        <w:spacing w:after="0" w:line="240" w:lineRule="auto"/>
+        <w:pStyle w:val="CommentText"/>
       </w:pPr>
       <w:r>
-        <w:separator/>
+        <w:rPr>
+          <w:rStyle w:val="CommentReference"/>
+        </w:rPr>
+        <w:annotationRef/>
+      </w:r>
+      <w:r>
+        <w:rPr>
+          <w:rFonts w:ascii="Aptos" w:hAnsi="Aptos" w:eastAsia="Aptos" w:cs="Aptos"/>
+        </w:rPr>
+        <w:t>Claire: Check that this credit line appears in your build.</w:t>
       </w:r>
     </w:p>
-  </w:endnote>
-  <w:endnote w:type="continuationSeparator" w:id="0">
-    <w:p>
-      <w:pPr>
-        <w:spacing w:after="0" w:line="240" w:lineRule="auto"/>
-      </w:pPr>
-      <w:r>
-        <w:continuationSeparator/>
-      </w:r>
-    </w:p>
-  </w:endnote>
-</w:endnotes>
+  </w:comment>
+</w:comments>
+</file>
+
+<file path=word/commentsExtended.xml><?xml version="1.0" encoding="utf-8"?>
+<w15:commentsEx xmlns:wpc="http://schemas.microsoft.com/office/word/2010/wordprocessingCanvas" xmlns:cx="http://schemas.microsoft.com/office/drawing/2014/chartex" xmlns:cx1="http://schemas.microsoft.com/office/drawing/2015/9/8/chartex" xmlns:cx2="http://schemas.microsoft.com/office/drawing/2015/10/21/chartex" xmlns:cx3="http://schemas.microsoft.com/office/drawing/2016/5/9/chartex" xmlns:cx4="http://schemas.microsoft.com/office/drawing/2016/5/10/chartex" xmlns:cx5="http://schemas.microsoft.com/office/drawing/2016/5/11/chartex" xmlns:cx6="http://schemas.microsoft.com/office/drawing/2016/5/12/chartex" xmlns:cx7="http://schemas.microsoft.com/office/drawing/2016/5/13/chartex" xmlns:cx8="http://schemas.microsoft.com/office/drawing/2016/5/14/chartex" xmlns:mc="http://schemas.openxmlformats.org/markup-compatibility/2006" xmlns:aink="http://schemas.microsoft.com/office/drawing/2016/ink" xmlns:am3d="http://schemas.microsoft.com/office/drawing/2017/model3d" xmlns:o="urn:schemas-microsoft-com:office:office" xmlns:oel="http://schemas.microsoft.com/office/2019/extlst" xmlns:r="http://schemas.openxmlformats.org/officeDocument/2006/relationships" xmlns:m="http://schemas.openxmlformats.org/officeDocument/2006/math" xmlns:v="urn:schemas-microsoft-com:vml" xmlns:wp14="http://schemas.microsoft.com/office/word/2010/wordprocessingDrawing" xmlns:wp="http://schemas.openxmlformats.org/drawingml/2006/wordprocessingDrawing" xmlns:w10="urn:schemas-microsoft-com:office:word" xmlns:w="http://schemas.openxmlformats.org/wordprocessingml/2006/main" xmlns:w14="http://schemas.microsoft.com/office/word/2010/wordml" xmlns:w15="http://schemas.microsoft.com/office/word/2012/wordml" xmlns:w16cei="http://schemas.microsoft.com/office/word/2026/wordml/cei" xmlns:w16cex="http://schemas.microsoft.com/office/word/2018/wordml/cex" xmlns:w16cid="http://schemas.microsoft.com/office/word/2016/wordml/cid" xmlns:w16="http://schemas.microsoft.com/office/word/2018/wordml" xmlns:w16du="http://schemas.microsoft.com/office/word/2023/wordml/word16du" xmlns:w16sdtdh="http://schemas.microsoft.com/office/word/2020/wordml/sdtdatahash" xmlns:w16sdtfl="http://schemas.microsoft.com/office/word/2024/wordml/sdtformatlock" xmlns:w16se="http://schemas.microsoft.com/office/word/2015/wordml/symex" xmlns:wpg="http://schemas.microsoft.com/office/word/2010/wordprocessingGroup" xmlns:wpi="http://schemas.microsoft.com/office/word/2010/wordprocessingInk" xmlns:wne="http://schemas.microsoft.com/office/word/2006/wordml" xmlns:wps="http://schemas.microsoft.com/office/word/2010/wordprocessingShape" mc:Ignorable="w14 w15 w16se w16cid w16 w16cex w16sdtdh w16sdtfl w16du wp14">
+  <w15:commentEx w15:paraId="561A1645" w15:done="0"/>
+</w15:commentsEx>
+</file>
+
+<file path=word/commentsExtensible.xml><?xml version="1.0" encoding="utf-8"?>
+<w16cex:commentsExtensible xmlns:wpc="http://schemas.microsoft.com/office/word/2010/wordprocessingCanvas" xmlns:cx="http://schemas.microsoft.com/office/drawing/2014/chartex" xmlns:cx1="http://schemas.microsoft.com/office/drawing/2015/9/8/chartex" xmlns:cx2="http://schemas.microsoft.com/office/drawing/2015/10/21/chartex" xmlns:cx3="http://schemas.microsoft.com/office/drawing/2016/5/9/chartex" xmlns:cx4="http://schemas.microsoft.com/office/drawing/2016/5/10/chartex" xmlns:cx5="http://schemas.microsoft.com/office/drawing/2016/5/11/chartex" xmlns:cx6="http://schemas.microsoft.com/office/drawing/2016/5/12/chartex" xmlns:cx7="http://schemas.microsoft.com/office/drawing/2016/5/13/chartex" xmlns:cx8="http://schemas.microsoft.com/office/drawing/2016/5/14/chartex" xmlns:cr="http://schemas.microsoft.com/office/comments/2020/reactions" xmlns:mc="http://schemas.openxmlformats.org/markup-compatibility/2006" xmlns:aink="http://schemas.microsoft.com/office/drawing/2016/ink" xmlns:am3d="http://schemas.microsoft.com/office/drawing/2017/model3d" xmlns:o="urn:schemas-microsoft-com:office:office" xmlns:oel="http://schemas.microsoft.com/office/2019/extlst" xmlns:r="http://schemas.openxmlformats.org/officeDocument/2006/relationships" xmlns:m="http://schemas.openxmlformats.org/officeDocument/2006/math" xmlns:v="urn:schemas-microsoft-com:vml" xmlns:wp14="http://schemas.microsoft.com/office/word/2010/wordprocessingDrawing" xmlns:wp="http://schemas.openxmlformats.org/drawingml/2006/wordprocessingDrawing" xmlns:w10="urn:schemas-microsoft-com:office:word" xmlns:w="http://schemas.openxmlformats.org/wordprocessingml/2006/main" xmlns:w14="http://schemas.microsoft.com/office/word/2010/wordml" xmlns:w15="http://schemas.microsoft.com/office/word/2012/wordml" xmlns:w16cei="http://schemas.microsoft.com/office/word/2026/wordml/cei" xmlns:w16cex="http://schemas.microsoft.com/office/word/2018/wordml/cex" xmlns:w16cid="http://schemas.microsoft.com/office/word/2016/wordml/cid" xmlns:w16="http://schemas.microsoft.com/office/word/2018/wordml" xmlns:w16du="http://schemas.microsoft.com/office/word/2023/wordml/word16du" xmlns:w16sdtdh="http://schemas.microsoft.com/office/word/2020/wordml/sdtdatahash" xmlns:w16sdtfl="http://schemas.microsoft.com/office/word/2024/wordml/sdtformatlock" xmlns:w16se="http://schemas.microsoft.com/office/word/2015/wordml/symex" xmlns:wpg="http://schemas.microsoft.com/office/word/2010/wordprocessingGroup" xmlns:wpi="http://schemas.microsoft.com/office/word/2010/wordprocessingInk" xmlns:wne="http://schemas.microsoft.com/office/word/2006/wordml" xmlns:wps="http://schemas.microsoft.com/office/word/2010/wordprocessingShape" mc:Ignorable="w14 w15 w16se w16cid w16 w16cex w16sdtdh w16sdtfl cr w16du wp14">
+  <w16cex:commentExtensible w16cex:durableId="65825BAE" w16cex:dateUtc="2026-08-14T14:11:00Z"/>
+</w16cex:commentsExtensible>
+</file>
+
+<file path=word/commentsIds.xml><?xml version="1.0" encoding="utf-8"?>
+<w16cid:commentsIds xmlns:wpc="http://schemas.microsoft.com/office/word/2010/wordprocessingCanvas" xmlns:cx="http://schemas.microsoft.com/office/drawing/2014/chartex" xmlns:cx1="http://schemas.microsoft.com/office/drawing/2015/9/8/chartex" xmlns:cx2="http://schemas.microsoft.com/office/drawing/2015/10/21/chartex" xmlns:cx3="http://schemas.microsoft.com/office/drawing/2016/5/9/chartex" xmlns:cx4="http://schemas.microsoft.com/office/drawing/2016/5/10/chartex" xmlns:cx5="http://schemas.microsoft.com/office/drawing/2016/5/11/chartex" xmlns:cx6="http://schemas.microsoft.com/office/drawing/2016/5/12/chartex" xmlns:cx7="http://schemas.microsoft.com/office/drawing/2016/5/13/chartex" xmlns:cx8="http://schemas.microsoft.com/office/drawing/2016/5/14/chartex" xmlns:mc="http://schemas.openxmlformats.org/markup-compatibility/2006" xmlns:aink="http://schemas.microsoft.com/office/drawing/2016/ink" xmlns:am3d="http://schemas.microsoft.com/office/drawing/2017/model3d" xmlns:o="urn:schemas-microsoft-com:office:office" xmlns:oel="http://schemas.microsoft.com/office/2019/extlst" xmlns:r="http://schemas.openxmlformats.org/officeDocument/2006/relationships" xmlns:m="http://schemas.openxmlformats.org/officeDocument/2006/math" xmlns:v="urn:schemas-microsoft-com:vml" xmlns:wp14="http://schemas.microsoft.com/office/word/2010/wordprocessingDrawing" xmlns:wp="http://schemas.openxmlformats.org/drawingml/2006/wordprocessingDrawing" xmlns:w10="urn:schemas-microsoft-com:office:word" xmlns:w="http://schemas.openxmlformats.org/wordprocessingml/2006/main" xmlns:w14="http://schemas.microsoft.com/office/word/2010/wordml" xmlns:w15="http://schemas.microsoft.com/office/word/2012/wordml" xmlns:w16cei="http://schemas.microsoft.com/office/word/2026/wordml/cei" xmlns:w16cex="http://schemas.microsoft.com/office/word/2018/wordml/cex" xmlns:w16cid="http://schemas.microsoft.com/office/word/2016/wordml/cid" xmlns:w16="http://schemas.microsoft.com/office/word/2018/wordml" xmlns:w16du="http://schemas.microsoft.com/office/word/2023/wordml/word16du" xmlns:w16sdtdh="http://schemas.microsoft.com/office/word/2020/wordml/sdtdatahash" xmlns:w16sdtfl="http://schemas.microsoft.com/office/word/2024/wordml/sdtformatlock" xmlns:w16se="http://schemas.microsoft.com/office/word/2015/wordml/symex" xmlns:wpg="http://schemas.microsoft.com/office/word/2010/wordprocessingGroup" xmlns:wpi="http://schemas.microsoft.com/office/word/2010/wordprocessingInk" xmlns:wne="http://schemas.microsoft.com/office/word/2006/wordml" xmlns:wps="http://schemas.microsoft.com/office/word/2010/wordprocessingShape" mc:Ignorable="w14 w15 w16se w16cid w16 w16cex w16sdtdh w16sdtfl w16du wp14">
+  <w16cid:commentId w16cid:paraId="561A1645" w16cid:durableId="65825BAE"/>
+</w16cid:commentsIds>
 </file>
 
 <file path=word/footer1.xml><?xml version="1.0" encoding="utf-8"?>
-<w:ftr xmlns:wpc="http://schemas.microsoft.com/office/word/2010/wordprocessingCanvas" xmlns:cx="http://schemas.microsoft.com/office/drawing/2014/chartex" xmlns:cx1="http://schemas.microsoft.com/office/drawing/2015/9/8/chartex" xmlns:cx2="http://schemas.microsoft.com/office/drawing/2015/10/21/chartex" xmlns:cx3="http://schemas.microsoft.com/office/drawing/2016/5/9/chartex" xmlns:cx4="http://schemas.microsoft.com/office/drawing/2016/5/10/chartex" xmlns:cx5="http://schemas.microsoft.com/office/drawing/2016/5/11/chartex" xmlns:cx6="http://schemas.microsoft.com/office/drawing/2016/5/12/chartex" xmlns:cx7="http://schemas.microsoft.com/office/drawing/2016/5/13/chartex" xmlns:cx8="http://schemas.microsoft.com/office/drawing/2016/5/14/chartex" xmlns:mc="http://schemas.openxmlformats.org/markup-compatibility/2006" xmlns:aink="http://schemas.microsoft.com/office/drawing/2016/ink" xmlns:am3d="http://schemas.microsoft.com/office/drawing/2017/model3d" xmlns:o="urn:schemas-microsoft-com:office:office" xmlns:oel="http://schemas.microsoft.com/office/2019/extlst" xmlns:r="http://schemas.openxmlformats.org/officeDocument/2006/relationships" xmlns:m="http://schemas.openxmlformats.org/officeDocument/2006/math" xmlns:v="urn:schemas-microsoft-com:vml" xmlns:wp14="http://schemas.microsoft.com/office/word/2010/wordprocessingDrawing" xmlns:wp="http://schemas.openxmlformats.org/drawingml/2006/wordprocessingDrawing" xmlns:w10="urn:schemas-microsoft-com:office:word" xmlns:w="http://schemas.openxmlformats.org/wordprocessingml/2006/main" xmlns:w14="http://schemas.microsoft.com/office/word/2010/wordml" xmlns:w15="http://schemas.microsoft.com/office/word/2012/wordml" xmlns:w16cei="http://schemas.microsoft.com/office/word/2026/wordml/cei" xmlns:w16cex="http://schemas.microsoft.com/office/word/2018/wordml/cex" xmlns:w16cid="http://schemas.microsoft.com/office/word/2016/wordml/cid" xmlns:w16="http://schemas.microsoft.com/office/word/2018/wordml" xmlns:w16du="http://schemas.microsoft.com/office/word/2023/wordml/word16du" xmlns:w16sdtdh="http://schemas.microsoft.com/office/word/2020/wordml/sdtdatahash" xmlns:w16sdtfl="http://schemas.microsoft.com/office/word/2024/wordml/sdtformatlock" xmlns:w16se="http://schemas.microsoft.com/office/word/2015/wordml/symex" xmlns:wpg="http://schemas.microsoft.com/office/word/2010/wordprocessingGroup" xmlns:wpi="http://schemas.microsoft.com/office/word/2010/wordprocessingInk" xmlns:wne="http://schemas.microsoft.com/office/word/2006/wordml" xmlns:wps="http://schemas.microsoft.com/office/word/2010/wordprocessingShape" mc:Ignorable="w14 w15 w16se w16cid w16 w16cex w16sdtdh w16sdtfl w16du wp14">
+<w:ftr xmlns:m="http://schemas.openxmlformats.org/officeDocument/2006/math" xmlns:mc="http://schemas.openxmlformats.org/markup-compatibility/2006" xmlns:mo="http://schemas.microsoft.com/office/mac/office/2008/main" xmlns:mv="urn:schemas-microsoft-com:mac:vml" xmlns:o="urn:schemas-microsoft-com:office:office" xmlns:r="http://schemas.openxmlformats.org/officeDocument/2006/relationships" xmlns:v="urn:schemas-microsoft-com:vml" xmlns:w10="urn:schemas-microsoft-com:office:word" xmlns:w14="http://schemas.microsoft.com/office/word/2010/wordml" xmlns:w="http://schemas.openxmlformats.org/wordprocessingml/2006/main" xmlns:wne="http://schemas.microsoft.com/office/word/2006/wordml" xmlns:wp14="http://schemas.microsoft.com/office/word/2010/wordprocessingDrawing" xmlns:wp="http://schemas.openxmlformats.org/drawingml/2006/wordprocessingDrawing" xmlns:wpc="http://schemas.microsoft.com/office/word/2010/wordprocessingCanvas" xmlns:wpg="http://schemas.microsoft.com/office/word/2010/wordprocessingGroup" xmlns:wpi="http://schemas.microsoft.com/office/word/2010/wordprocessingInk" xmlns:wps="http://schemas.microsoft.com/office/word/2010/wordprocessingShape" mc:Ignorable="w14 wp14">
   <w:p>
     <w:pPr>
       <w:spacing w:line="240" w:lineRule="auto" w:before="0" w:after="0"/>
@@ -178,14 +327,14 @@
     </w:pPr>
     <w:r>
       <w:rPr>
-        <w:rFonts w:ascii="Aptos" w:hAnsi="Aptos"/>
+        <w:rFonts w:ascii="Aptos" w:hAnsi="Aptos" w:eastAsia="Aptos" w:cs="Aptos"/>
         <w:sz w:val="18"/>
       </w:rPr>
       <w:t xml:space="preserve">From J.M. Larson and H.L. Stedge, </w:t>
     </w:r>
     <w:r>
       <w:rPr>
-        <w:rFonts w:ascii="Aptos" w:hAnsi="Aptos"/>
+        <w:rFonts w:ascii="Aptos" w:hAnsi="Aptos" w:eastAsia="Aptos" w:cs="Aptos"/>
         <w:i/>
         <w:sz w:val="18"/>
       </w:rPr>
@@ -193,38 +342,13 @@
     </w:r>
     <w:r>
       <w:rPr>
-        <w:rFonts w:ascii="Aptos" w:hAnsi="Aptos"/>
+        <w:rFonts w:ascii="Aptos" w:hAnsi="Aptos" w:eastAsia="Aptos" w:cs="Aptos"/>
         <w:sz w:val="18"/>
       </w:rPr>
       <w:t xml:space="preserve"> (Human Kinetics, 2027).</w:t>
     </w:r>
   </w:p>
 </w:ftr>
-</file>
-
-<file path=word/footnotes.xml><?xml version="1.0" encoding="utf-8"?>
-<w:footnotes xmlns:wpc="http://schemas.microsoft.com/office/word/2010/wordprocessingCanvas" xmlns:cx="http://schemas.microsoft.com/office/drawing/2014/chartex" xmlns:cx1="http://schemas.microsoft.com/office/drawing/2015/9/8/chartex" xmlns:cx2="http://schemas.microsoft.com/office/drawing/2015/10/21/chartex" xmlns:cx3="http://schemas.microsoft.com/office/drawing/2016/5/9/chartex" xmlns:cx4="http://schemas.microsoft.com/office/drawing/2016/5/10/chartex" xmlns:cx5="http://schemas.microsoft.com/office/drawing/2016/5/11/chartex" xmlns:cx6="http://schemas.microsoft.com/office/drawing/2016/5/12/chartex" xmlns:cx7="http://schemas.microsoft.com/office/drawing/2016/5/13/chartex" xmlns:cx8="http://schemas.microsoft.com/office/drawing/2016/5/14/chartex" xmlns:mc="http://schemas.openxmlformats.org/markup-compatibility/2006" xmlns:aink="http://schemas.microsoft.com/office/drawing/2016/ink" xmlns:am3d="http://schemas.microsoft.com/office/drawing/2017/model3d" xmlns:o="urn:schemas-microsoft-com:office:office" xmlns:oel="http://schemas.microsoft.com/office/2019/extlst" xmlns:r="http://schemas.openxmlformats.org/officeDocument/2006/relationships" xmlns:m="http://schemas.openxmlformats.org/officeDocument/2006/math" xmlns:v="urn:schemas-microsoft-com:vml" xmlns:wp14="http://schemas.microsoft.com/office/word/2010/wordprocessingDrawing" xmlns:wp="http://schemas.openxmlformats.org/drawingml/2006/wordprocessingDrawing" xmlns:w10="urn:schemas-microsoft-com:office:word" xmlns:w="http://schemas.openxmlformats.org/wordprocessingml/2006/main" xmlns:w14="http://schemas.microsoft.com/office/word/2010/wordml" xmlns:w15="http://schemas.microsoft.com/office/word/2012/wordml" xmlns:w16cei="http://schemas.microsoft.com/office/word/2026/wordml/cei" xmlns:w16cex="http://schemas.microsoft.com/office/word/2018/wordml/cex" xmlns:w16cid="http://schemas.microsoft.com/office/word/2016/wordml/cid" xmlns:w16="http://schemas.microsoft.com/office/word/2018/wordml" xmlns:w16du="http://schemas.microsoft.com/office/word/2023/wordml/word16du" xmlns:w16sdtdh="http://schemas.microsoft.com/office/word/2020/wordml/sdtdatahash" xmlns:w16sdtfl="http://schemas.microsoft.com/office/word/2024/wordml/sdtformatlock" xmlns:w16se="http://schemas.microsoft.com/office/word/2015/wordml/symex" xmlns:wpg="http://schemas.microsoft.com/office/word/2010/wordprocessingGroup" xmlns:wpi="http://schemas.microsoft.com/office/word/2010/wordprocessingInk" xmlns:wne="http://schemas.microsoft.com/office/word/2006/wordml" xmlns:wps="http://schemas.microsoft.com/office/word/2010/wordprocessingShape" mc:Ignorable="w14 w15 w16se w16cid w16 w16cex w16sdtdh w16sdtfl w16du wp14">
-  <w:footnote w:type="separator" w:id="-1">
-    <w:p>
-      <w:pPr>
-        <w:spacing w:after="0" w:line="240" w:lineRule="auto"/>
-      </w:pPr>
-      <w:r>
-        <w:separator/>
-      </w:r>
-    </w:p>
-  </w:footnote>
-  <w:footnote w:type="continuationSeparator" w:id="0">
-    <w:p>
-      <w:pPr>
-        <w:spacing w:after="0" w:line="240" w:lineRule="auto"/>
-      </w:pPr>
-      <w:r>
-        <w:continuationSeparator/>
-      </w:r>
-    </w:p>
-  </w:footnote>
-</w:footnotes>
 </file>
 
 <file path=word/numbering.xml><?xml version="1.0" encoding="utf-8"?>
@@ -2847,92 +2971,6 @@
     </w:lvl>
   </w:abstractNum>
   <w:abstractNum w:abstractNumId="28" w15:restartNumberingAfterBreak="0">
-    <w:nsid w:val="7C5F0B39"/>
-    <w:multiLevelType w:val="hybridMultilevel"/>
-    <w:tmpl w:val="55CC0D6E"/>
-    <w:lvl w:ilvl="0" w:tplc="0409000F">
-      <w:start w:val="1"/>
-      <w:numFmt w:val="decimal"/>
-      <w:lvlText w:val="%1."/>
-      <w:lvlJc w:val="left"/>
-      <w:pPr>
-        <w:ind w:left="720" w:hanging="360"/>
-      </w:pPr>
-    </w:lvl>
-    <w:lvl w:ilvl="1" w:tplc="04090019" w:tentative="1">
-      <w:start w:val="1"/>
-      <w:numFmt w:val="lowerLetter"/>
-      <w:lvlText w:val="%2."/>
-      <w:lvlJc w:val="left"/>
-      <w:pPr>
-        <w:ind w:left="1440" w:hanging="360"/>
-      </w:pPr>
-    </w:lvl>
-    <w:lvl w:ilvl="2" w:tplc="0409001B" w:tentative="1">
-      <w:start w:val="1"/>
-      <w:numFmt w:val="lowerRoman"/>
-      <w:lvlText w:val="%3."/>
-      <w:lvlJc w:val="right"/>
-      <w:pPr>
-        <w:ind w:left="2160" w:hanging="180"/>
-      </w:pPr>
-    </w:lvl>
-    <w:lvl w:ilvl="3" w:tplc="0409000F" w:tentative="1">
-      <w:start w:val="1"/>
-      <w:numFmt w:val="decimal"/>
-      <w:lvlText w:val="%4."/>
-      <w:lvlJc w:val="left"/>
-      <w:pPr>
-        <w:ind w:left="2880" w:hanging="360"/>
-      </w:pPr>
-    </w:lvl>
-    <w:lvl w:ilvl="4" w:tplc="04090019" w:tentative="1">
-      <w:start w:val="1"/>
-      <w:numFmt w:val="lowerLetter"/>
-      <w:lvlText w:val="%5."/>
-      <w:lvlJc w:val="left"/>
-      <w:pPr>
-        <w:ind w:left="3600" w:hanging="360"/>
-      </w:pPr>
-    </w:lvl>
-    <w:lvl w:ilvl="5" w:tplc="0409001B" w:tentative="1">
-      <w:start w:val="1"/>
-      <w:numFmt w:val="lowerRoman"/>
-      <w:lvlText w:val="%6."/>
-      <w:lvlJc w:val="right"/>
-      <w:pPr>
-        <w:ind w:left="4320" w:hanging="180"/>
-      </w:pPr>
-    </w:lvl>
-    <w:lvl w:ilvl="6" w:tplc="0409000F" w:tentative="1">
-      <w:start w:val="1"/>
-      <w:numFmt w:val="decimal"/>
-      <w:lvlText w:val="%7."/>
-      <w:lvlJc w:val="left"/>
-      <w:pPr>
-        <w:ind w:left="5040" w:hanging="360"/>
-      </w:pPr>
-    </w:lvl>
-    <w:lvl w:ilvl="7" w:tplc="04090019" w:tentative="1">
-      <w:start w:val="1"/>
-      <w:numFmt w:val="lowerLetter"/>
-      <w:lvlText w:val="%8."/>
-      <w:lvlJc w:val="left"/>
-      <w:pPr>
-        <w:ind w:left="5760" w:hanging="360"/>
-      </w:pPr>
-    </w:lvl>
-    <w:lvl w:ilvl="8" w:tplc="0409001B" w:tentative="1">
-      <w:start w:val="1"/>
-      <w:numFmt w:val="lowerRoman"/>
-      <w:lvlText w:val="%9."/>
-      <w:lvlJc w:val="right"/>
-      <w:pPr>
-        <w:ind w:left="6480" w:hanging="180"/>
-      </w:pPr>
-    </w:lvl>
-  </w:abstractNum>
-  <w:abstractNum w:abstractNumId="29" w15:restartNumberingAfterBreak="0">
     <w:nsid w:val="7FE3079B"/>
     <w:multiLevelType w:val="hybridMultilevel"/>
     <w:tmpl w:val="2196014C"/>
@@ -3070,7 +3108,7 @@
     <w:abstractNumId w:val="18"/>
   </w:num>
   <w:num w:numId="17" w16cid:durableId="200172578">
-    <w:abstractNumId w:val="29"/>
+    <w:abstractNumId w:val="28"/>
   </w:num>
   <w:num w:numId="18" w16cid:durableId="545414853">
     <w:abstractNumId w:val="4"/>
@@ -3108,10 +3146,15 @@
   <w:num w:numId="29" w16cid:durableId="1695233109">
     <w:abstractNumId w:val="8"/>
   </w:num>
-  <w:num w:numId="30" w16cid:durableId="174419124">
-    <w:abstractNumId w:val="28"/>
-  </w:num>
 </w:numbering>
+</file>
+
+<file path=word/people.xml><?xml version="1.0" encoding="utf-8"?>
+<w15:people xmlns:wpc="http://schemas.microsoft.com/office/word/2010/wordprocessingCanvas" xmlns:cx="http://schemas.microsoft.com/office/drawing/2014/chartex" xmlns:cx1="http://schemas.microsoft.com/office/drawing/2015/9/8/chartex" xmlns:cx2="http://schemas.microsoft.com/office/drawing/2015/10/21/chartex" xmlns:cx3="http://schemas.microsoft.com/office/drawing/2016/5/9/chartex" xmlns:cx4="http://schemas.microsoft.com/office/drawing/2016/5/10/chartex" xmlns:cx5="http://schemas.microsoft.com/office/drawing/2016/5/11/chartex" xmlns:cx6="http://schemas.microsoft.com/office/drawing/2016/5/12/chartex" xmlns:cx7="http://schemas.microsoft.com/office/drawing/2016/5/13/chartex" xmlns:cx8="http://schemas.microsoft.com/office/drawing/2016/5/14/chartex" xmlns:mc="http://schemas.openxmlformats.org/markup-compatibility/2006" xmlns:aink="http://schemas.microsoft.com/office/drawing/2016/ink" xmlns:am3d="http://schemas.microsoft.com/office/drawing/2017/model3d" xmlns:o="urn:schemas-microsoft-com:office:office" xmlns:oel="http://schemas.microsoft.com/office/2019/extlst" xmlns:r="http://schemas.openxmlformats.org/officeDocument/2006/relationships" xmlns:m="http://schemas.openxmlformats.org/officeDocument/2006/math" xmlns:v="urn:schemas-microsoft-com:vml" xmlns:wp14="http://schemas.microsoft.com/office/word/2010/wordprocessingDrawing" xmlns:wp="http://schemas.openxmlformats.org/drawingml/2006/wordprocessingDrawing" xmlns:w10="urn:schemas-microsoft-com:office:word" xmlns:w="http://schemas.openxmlformats.org/wordprocessingml/2006/main" xmlns:w14="http://schemas.microsoft.com/office/word/2010/wordml" xmlns:w15="http://schemas.microsoft.com/office/word/2012/wordml" xmlns:w16cei="http://schemas.microsoft.com/office/word/2026/wordml/cei" xmlns:w16cex="http://schemas.microsoft.com/office/word/2018/wordml/cex" xmlns:w16cid="http://schemas.microsoft.com/office/word/2016/wordml/cid" xmlns:w16="http://schemas.microsoft.com/office/word/2018/wordml" xmlns:w16du="http://schemas.microsoft.com/office/word/2023/wordml/word16du" xmlns:w16sdtdh="http://schemas.microsoft.com/office/word/2020/wordml/sdtdatahash" xmlns:w16sdtfl="http://schemas.microsoft.com/office/word/2024/wordml/sdtformatlock" xmlns:w16se="http://schemas.microsoft.com/office/word/2015/wordml/symex" xmlns:wpg="http://schemas.microsoft.com/office/word/2010/wordprocessingGroup" xmlns:wpi="http://schemas.microsoft.com/office/word/2010/wordprocessingInk" xmlns:wne="http://schemas.microsoft.com/office/word/2006/wordml" xmlns:wps="http://schemas.microsoft.com/office/word/2010/wordprocessingShape" mc:Ignorable="w14 w15 w16se w16cid w16 w16cex w16sdtdh w16sdtfl w16du wp14">
+  <w15:person w15:author="Anna Seaman">
+    <w15:presenceInfo w15:providerId="AD" w15:userId="S::AnnaS@hkusa.com::713ab380-bdda-4997-81d0-fa539102c996"/>
+  </w15:person>
+</w15:people>
 </file>
 
 <file path=word/styles.xml><?xml version="1.0" encoding="utf-8"?>
@@ -3514,6 +3557,9 @@
   <w:style w:type="paragraph" w:default="1" w:styleId="Normal">
     <w:name w:val="Normal"/>
     <w:qFormat/>
+    <w:rPr>
+      <w:rFonts w:ascii="Aptos" w:hAnsi="Aptos" w:eastAsia="Aptos" w:cs="Aptos"/>
+    </w:rPr>
   </w:style>
   <w:style w:type="paragraph" w:styleId="Heading1">
     <w:name w:val="heading 1"/>
@@ -3723,6 +3769,7 @@
   <w:style w:type="character" w:default="1" w:styleId="DefaultParagraphFont">
     <w:name w:val="Default Paragraph Font"/>
     <w:uiPriority w:val="1"/>
+    <w:semiHidden/>
     <w:unhideWhenUsed/>
   </w:style>
   <w:style w:type="table" w:default="1" w:styleId="TableNormal">
@@ -4151,18 +4198,6 @@
       <w:spacing w:after="0" w:line="240" w:lineRule="auto"/>
     </w:pPr>
   </w:style>
-  <w:style w:type="character" w:styleId="FollowedHyperlink">
-    <w:name w:val="FollowedHyperlink"/>
-    <w:basedOn w:val="DefaultParagraphFont"/>
-    <w:uiPriority w:val="99"/>
-    <w:semiHidden/>
-    <w:unhideWhenUsed/>
-    <w:rsid w:val="00607F5B"/>
-    <w:rPr>
-      <w:color w:val="96607D" w:themeColor="followedHyperlink"/>
-      <w:u w:val="single"/>
-    </w:rPr>
-  </w:style>
 </w:styles>
 </file>
 
